--- a/sac-data-loader/docs/Guia_Despliegue_Cargador_SAC.docx
+++ b/sac-data-loader/docs/Guia_Despliegue_Cargador_SAC.docx
@@ -194,7 +194,7 @@
           <w:sz w:val="20"/>
           <w:szCs w:val="20"/>
         </w:rPr>
-        <w:t xml:space="preserve">Versión 1.0 · 25 de septiembre de 2026</w:t>
+        <w:t xml:space="preserve">Versión 1.1 · 25 de septiembre de 2026</w:t>
       </w:r>
     </w:p>
     <w:p>
@@ -1492,7 +1492,7 @@
               </w:rPr>
               <w:t xml:space="preserve"> de 64 bits (</w:t>
             </w:r>
-            <w:hyperlink w:history="1" r:id="rIdjjimccebszut5grfur-fv">
+            <w:hyperlink w:history="1" r:id="rId9fif5lh7gqbexua2ppp5y">
               <w:r>
                 <w:rPr>
                   <w:rStyle w:val="Hyperlink"/>
@@ -3516,7 +3516,135 @@
         <w:pStyle w:val="Heading2"/>
       </w:pPr>
       <w:r>
-        <w:t xml:space="preserve">A1. Instalar la aplicación</w:t>
+        <w:t xml:space="preserve">Instalación automática (recomendada)</w:t>
+      </w:r>
+    </w:p>
+    <w:p>
+      <w:pPr>
+        <w:spacing w:after="120" w:before="60"/>
+      </w:pPr>
+      <w:r>
+        <w:rPr>
+          <w:rFonts w:ascii="Calibri" w:cs="Calibri" w:eastAsia="Calibri" w:hAnsi="Calibri"/>
+          <w:color w:val="1C2B23"/>
+        </w:rPr>
+        <w:t xml:space="preserve">El script </w:t>
+      </w:r>
+      <w:r>
+        <w:rPr>
+          <w:rFonts w:ascii="Consolas" w:cs="Consolas" w:eastAsia="Consolas" w:hAnsi="Consolas"/>
+          <w:color w:val="004724"/>
+          <w:sz w:val="19"/>
+          <w:szCs w:val="19"/>
+          <w:shd w:fill="F2F7F5" w:color="auto" w:val="clear"/>
+        </w:rPr>
+        <w:t xml:space="preserve">deploy\windows-iis\Instalar-CargadorSAC.ps1</w:t>
+      </w:r>
+      <w:r>
+        <w:rPr>
+          <w:rFonts w:ascii="Calibri" w:cs="Calibri" w:eastAsia="Calibri" w:hAnsi="Calibri"/>
+          <w:color w:val="1C2B23"/>
+        </w:rPr>
+        <w:t xml:space="preserve"> hace los pasos A1 a A3 de una sola vez:</w:t>
+      </w:r>
+    </w:p>
+    <w:p>
+      <w:pPr>
+        <w:pStyle w:val="ListParagraph"/>
+        <w:numPr>
+          <w:ilvl w:val="0"/>
+          <w:numId w:val="2"/>
+        </w:numPr>
+        <w:spacing w:after="40" w:before="20"/>
+      </w:pPr>
+      <w:r>
+        <w:rPr>
+          <w:rFonts w:ascii="Calibri" w:cs="Calibri" w:eastAsia="Calibri" w:hAnsi="Calibri"/>
+          <w:color w:val="1C2B23"/>
+        </w:rPr>
+        <w:t xml:space="preserve">instala la aplicación y crea el </w:t>
+      </w:r>
+      <w:r>
+        <w:rPr>
+          <w:rFonts w:ascii="Consolas" w:cs="Consolas" w:eastAsia="Consolas" w:hAnsi="Consolas"/>
+          <w:color w:val="004724"/>
+          <w:sz w:val="19"/>
+          <w:szCs w:val="19"/>
+          <w:shd w:fill="F2F7F5" w:color="auto" w:val="clear"/>
+        </w:rPr>
+        <w:t xml:space="preserve">.env</w:t>
+      </w:r>
+      <w:r>
+        <w:rPr>
+          <w:rFonts w:ascii="Calibri" w:cs="Calibri" w:eastAsia="Calibri" w:hAnsi="Calibri"/>
+          <w:color w:val="1C2B23"/>
+        </w:rPr>
+        <w:t xml:space="preserve">, pidiendo los datos de SAC; el Secret no se muestra al escribirlo;</w:t>
+      </w:r>
+    </w:p>
+    <w:p>
+      <w:pPr>
+        <w:pStyle w:val="ListParagraph"/>
+        <w:numPr>
+          <w:ilvl w:val="0"/>
+          <w:numId w:val="2"/>
+        </w:numPr>
+        <w:spacing w:after="40" w:before="20"/>
+      </w:pPr>
+      <w:r>
+        <w:rPr>
+          <w:rFonts w:ascii="Calibri" w:cs="Calibri" w:eastAsia="Calibri" w:hAnsi="Calibri"/>
+          <w:color w:val="1C2B23"/>
+        </w:rPr>
+        <w:t xml:space="preserve">crea el servicio de Windows con NSSM y lo protege;</w:t>
+      </w:r>
+    </w:p>
+    <w:p>
+      <w:pPr>
+        <w:pStyle w:val="ListParagraph"/>
+        <w:numPr>
+          <w:ilvl w:val="0"/>
+          <w:numId w:val="2"/>
+        </w:numPr>
+        <w:spacing w:after="40" w:before="20"/>
+      </w:pPr>
+      <w:r>
+        <w:rPr>
+          <w:rFonts w:ascii="Calibri" w:cs="Calibri" w:eastAsia="Calibri" w:hAnsi="Calibri"/>
+          <w:color w:val="1C2B23"/>
+        </w:rPr>
+        <w:t xml:space="preserve">instala IIS, URL Rewrite y ARR si faltan, y crea el sitio HTTPS;</w:t>
+      </w:r>
+    </w:p>
+    <w:p>
+      <w:pPr>
+        <w:pStyle w:val="ListParagraph"/>
+        <w:numPr>
+          <w:ilvl w:val="0"/>
+          <w:numId w:val="2"/>
+        </w:numPr>
+        <w:spacing w:after="40" w:before="20"/>
+      </w:pPr>
+      <w:r>
+        <w:rPr>
+          <w:rFonts w:ascii="Calibri" w:cs="Calibri" w:eastAsia="Calibri" w:hAnsi="Calibri"/>
+          <w:color w:val="1C2B23"/>
+        </w:rPr>
+        <w:t xml:space="preserve">abre el firewall y verifica que todo responda.</w:t>
+      </w:r>
+    </w:p>
+    <w:p>
+      <w:pPr>
+        <w:spacing w:after="120" w:before="60"/>
+      </w:pPr>
+      <w:r>
+        <w:rPr>
+          <w:rFonts w:ascii="Calibri" w:cs="Calibri" w:eastAsia="Calibri" w:hAnsi="Calibri"/>
+          <w:b/>
+          <w:bCs/>
+          <w:color w:val="1C2B23"/>
+        </w:rPr>
+        <w:t xml:space="preserve">Antes de ejecutarlo:</w:t>
       </w:r>
     </w:p>
     <w:p>
@@ -3533,7 +3661,7 @@
           <w:rFonts w:ascii="Calibri" w:cs="Calibri" w:eastAsia="Calibri" w:hAnsi="Calibri"/>
           <w:color w:val="1C2B23"/>
         </w:rPr>
-        <w:t xml:space="preserve">Instale </w:t>
+        <w:t xml:space="preserve">Tenga </w:t>
       </w:r>
       <w:r>
         <w:rPr>
@@ -3542,6 +3670,1369 @@
           <w:bCs/>
           <w:color w:val="1C2B23"/>
         </w:rPr>
+        <w:t xml:space="preserve">Node.js LTS</w:t>
+      </w:r>
+      <w:r>
+        <w:rPr>
+          <w:rFonts w:ascii="Calibri" w:cs="Calibri" w:eastAsia="Calibri" w:hAnsi="Calibri"/>
+          <w:color w:val="1C2B23"/>
+        </w:rPr>
+        <w:t xml:space="preserve"> instalado, o agregue </w:t>
+      </w:r>
+      <w:r>
+        <w:rPr>
+          <w:rFonts w:ascii="Consolas" w:cs="Consolas" w:eastAsia="Consolas" w:hAnsi="Consolas"/>
+          <w:color w:val="004724"/>
+          <w:sz w:val="19"/>
+          <w:szCs w:val="19"/>
+          <w:shd w:fill="F2F7F5" w:color="auto" w:val="clear"/>
+        </w:rPr>
+        <w:t xml:space="preserve">-InstalarNode</w:t>
+      </w:r>
+      <w:r>
+        <w:rPr>
+          <w:rFonts w:ascii="Calibri" w:cs="Calibri" w:eastAsia="Calibri" w:hAnsi="Calibri"/>
+          <w:color w:val="1C2B23"/>
+        </w:rPr>
+        <w:t xml:space="preserve"> al comando.</w:t>
+      </w:r>
+    </w:p>
+    <w:p>
+      <w:pPr>
+        <w:pStyle w:val="ListParagraph"/>
+        <w:numPr>
+          <w:ilvl w:val="0"/>
+          <w:numId w:val="4"/>
+        </w:numPr>
+        <w:spacing w:after="50" w:before="30"/>
+      </w:pPr>
+      <w:r>
+        <w:rPr>
+          <w:rFonts w:ascii="Calibri" w:cs="Calibri" w:eastAsia="Calibri" w:hAnsi="Calibri"/>
+          <w:color w:val="1C2B23"/>
+        </w:rPr>
+        <w:t xml:space="preserve">Tenga el </w:t>
+      </w:r>
+      <w:r>
+        <w:rPr>
+          <w:rFonts w:ascii="Calibri" w:cs="Calibri" w:eastAsia="Calibri" w:hAnsi="Calibri"/>
+          <w:b/>
+          <w:bCs/>
+          <w:color w:val="1C2B23"/>
+        </w:rPr>
+        <w:t xml:space="preserve">certificado HTTPS</w:t>
+      </w:r>
+      <w:r>
+        <w:rPr>
+          <w:rFonts w:ascii="Calibri" w:cs="Calibri" w:eastAsia="Calibri" w:hAnsi="Calibri"/>
+          <w:color w:val="1C2B23"/>
+        </w:rPr>
+        <w:t xml:space="preserve"> del dominio en </w:t>
+      </w:r>
+      <w:r>
+        <w:rPr>
+          <w:rFonts w:ascii="Calibri" w:cs="Calibri" w:eastAsia="Calibri" w:hAnsi="Calibri"/>
+          <w:i/>
+          <w:iCs/>
+          <w:color w:val="1C2B23"/>
+        </w:rPr>
+        <w:t xml:space="preserve">Equipo local → Personal</w:t>
+      </w:r>
+      <w:r>
+        <w:rPr>
+          <w:rFonts w:ascii="Calibri" w:cs="Calibri" w:eastAsia="Calibri" w:hAnsi="Calibri"/>
+          <w:color w:val="1C2B23"/>
+        </w:rPr>
+        <w:t xml:space="preserve">, o use </w:t>
+      </w:r>
+      <w:r>
+        <w:rPr>
+          <w:rFonts w:ascii="Consolas" w:cs="Consolas" w:eastAsia="Consolas" w:hAnsi="Consolas"/>
+          <w:color w:val="004724"/>
+          <w:sz w:val="19"/>
+          <w:szCs w:val="19"/>
+          <w:shd w:fill="F2F7F5" w:color="auto" w:val="clear"/>
+        </w:rPr>
+        <w:t xml:space="preserve">-ArchivoPfx C:\ruta\certificado.pfx</w:t>
+      </w:r>
+      <w:r>
+        <w:rPr>
+          <w:rFonts w:ascii="Calibri" w:cs="Calibri" w:eastAsia="Calibri" w:hAnsi="Calibri"/>
+          <w:color w:val="1C2B23"/>
+        </w:rPr>
+        <w:t xml:space="preserve">.</w:t>
+      </w:r>
+    </w:p>
+    <w:p>
+      <w:pPr>
+        <w:pStyle w:val="ListParagraph"/>
+        <w:numPr>
+          <w:ilvl w:val="0"/>
+          <w:numId w:val="4"/>
+        </w:numPr>
+        <w:spacing w:after="50" w:before="30"/>
+      </w:pPr>
+      <w:r>
+        <w:rPr>
+          <w:rFonts w:ascii="Calibri" w:cs="Calibri" w:eastAsia="Calibri" w:hAnsi="Calibri"/>
+          <w:color w:val="1C2B23"/>
+        </w:rPr>
+        <w:t xml:space="preserve">Tenga a mano el </w:t>
+      </w:r>
+      <w:r>
+        <w:rPr>
+          <w:rFonts w:ascii="Calibri" w:cs="Calibri" w:eastAsia="Calibri" w:hAnsi="Calibri"/>
+          <w:b/>
+          <w:bCs/>
+          <w:color w:val="1C2B23"/>
+        </w:rPr>
+        <w:t xml:space="preserve">cliente OAuth de producción</w:t>
+      </w:r>
+      <w:r>
+        <w:rPr>
+          <w:rFonts w:ascii="Calibri" w:cs="Calibri" w:eastAsia="Calibri" w:hAnsi="Calibri"/>
+          <w:color w:val="1C2B23"/>
+        </w:rPr>
+        <w:t xml:space="preserve"> del paso 3.</w:t>
+      </w:r>
+    </w:p>
+    <w:p>
+      <w:pPr>
+        <w:pStyle w:val="ListParagraph"/>
+        <w:numPr>
+          <w:ilvl w:val="0"/>
+          <w:numId w:val="4"/>
+        </w:numPr>
+        <w:spacing w:after="50" w:before="30"/>
+      </w:pPr>
+      <w:r>
+        <w:rPr>
+          <w:rFonts w:ascii="Calibri" w:cs="Calibri" w:eastAsia="Calibri" w:hAnsi="Calibri"/>
+          <w:color w:val="1C2B23"/>
+        </w:rPr>
+        <w:t xml:space="preserve">Copie la carpeta </w:t>
+      </w:r>
+      <w:r>
+        <w:rPr>
+          <w:rFonts w:ascii="Consolas" w:cs="Consolas" w:eastAsia="Consolas" w:hAnsi="Consolas"/>
+          <w:color w:val="004724"/>
+          <w:sz w:val="19"/>
+          <w:szCs w:val="19"/>
+          <w:shd w:fill="F2F7F5" w:color="auto" w:val="clear"/>
+        </w:rPr>
+        <w:t xml:space="preserve">sac-data-loader</w:t>
+      </w:r>
+      <w:r>
+        <w:rPr>
+          <w:rFonts w:ascii="Calibri" w:cs="Calibri" w:eastAsia="Calibri" w:hAnsi="Calibri"/>
+          <w:color w:val="1C2B23"/>
+        </w:rPr>
+        <w:t xml:space="preserve"> del ZIP al servidor, por ejemplo en </w:t>
+      </w:r>
+      <w:r>
+        <w:rPr>
+          <w:rFonts w:ascii="Consolas" w:cs="Consolas" w:eastAsia="Consolas" w:hAnsi="Consolas"/>
+          <w:color w:val="004724"/>
+          <w:sz w:val="19"/>
+          <w:szCs w:val="19"/>
+          <w:shd w:fill="F2F7F5" w:color="auto" w:val="clear"/>
+        </w:rPr>
+        <w:t xml:space="preserve">C:\instalador\sac-data-loader</w:t>
+      </w:r>
+      <w:r>
+        <w:rPr>
+          <w:rFonts w:ascii="Calibri" w:cs="Calibri" w:eastAsia="Calibri" w:hAnsi="Calibri"/>
+          <w:color w:val="1C2B23"/>
+        </w:rPr>
+        <w:t xml:space="preserve">.</w:t>
+      </w:r>
+    </w:p>
+    <w:p>
+      <w:pPr>
+        <w:spacing w:after="120" w:before="60"/>
+      </w:pPr>
+      <w:r>
+        <w:rPr>
+          <w:rFonts w:ascii="Calibri" w:cs="Calibri" w:eastAsia="Calibri" w:hAnsi="Calibri"/>
+          <w:b/>
+          <w:bCs/>
+          <w:color w:val="1C2B23"/>
+        </w:rPr>
+        <w:t xml:space="preserve">Ejecución:</w:t>
+      </w:r>
+      <w:r>
+        <w:rPr>
+          <w:rFonts w:ascii="Calibri" w:cs="Calibri" w:eastAsia="Calibri" w:hAnsi="Calibri"/>
+          <w:color w:val="1C2B23"/>
+        </w:rPr>
+        <w:t xml:space="preserve"> abra </w:t>
+      </w:r>
+      <w:r>
+        <w:rPr>
+          <w:rFonts w:ascii="Calibri" w:cs="Calibri" w:eastAsia="Calibri" w:hAnsi="Calibri"/>
+          <w:b/>
+          <w:bCs/>
+          <w:color w:val="1C2B23"/>
+        </w:rPr>
+        <w:t xml:space="preserve">PowerShell como administrador</w:t>
+      </w:r>
+      <w:r>
+        <w:rPr>
+          <w:rFonts w:ascii="Calibri" w:cs="Calibri" w:eastAsia="Calibri" w:hAnsi="Calibri"/>
+          <w:color w:val="1C2B23"/>
+        </w:rPr>
+        <w:t xml:space="preserve"> y escriba:</w:t>
+      </w:r>
+    </w:p>
+    <w:p>
+      <w:pPr>
+        <w:keepNext/>
+        <w:keepLines/>
+        <w:pBdr>
+          <w:left w:val="single" w:color="00B046" w:sz="18" w:space="8"/>
+        </w:pBdr>
+        <w:shd w:fill="F2F7F5" w:color="auto" w:val="clear"/>
+        <w:spacing w:after="0" w:before="80" w:line="250"/>
+        <w:ind w:left="180" w:right="120"/>
+      </w:pPr>
+      <w:r>
+        <w:rPr>
+          <w:rFonts w:ascii="Consolas" w:cs="Consolas" w:eastAsia="Consolas" w:hAnsi="Consolas"/>
+          <w:color w:val="012D17"/>
+          <w:sz w:val="16"/>
+          <w:szCs w:val="16"/>
+        </w:rPr>
+        <w:t xml:space="preserve">cd C:\instalador\sac-data-loader</w:t>
+      </w:r>
+    </w:p>
+    <w:p>
+      <w:pPr>
+        <w:keepNext w:val="false"/>
+        <w:keepLines/>
+        <w:pBdr>
+          <w:left w:val="single" w:color="00B046" w:sz="18" w:space="8"/>
+        </w:pBdr>
+        <w:shd w:fill="F2F7F5" w:color="auto" w:val="clear"/>
+        <w:spacing w:after="140" w:before="0" w:line="250"/>
+        <w:ind w:left="180" w:right="120"/>
+      </w:pPr>
+      <w:r>
+        <w:rPr>
+          <w:rFonts w:ascii="Consolas" w:cs="Consolas" w:eastAsia="Consolas" w:hAnsi="Consolas"/>
+          <w:color w:val="012D17"/>
+          <w:sz w:val="16"/>
+          <w:szCs w:val="16"/>
+        </w:rPr>
+        <w:t xml:space="preserve">powershell -ExecutionPolicy Bypass -File .\deploy\windows-iis\Instalar-CargadorSAC.ps1 -Dominio cargas-sac.ciudadlimpia.com</w:t>
+      </w:r>
+    </w:p>
+    <w:p>
+      <w:pPr>
+        <w:spacing w:after="120" w:before="60"/>
+      </w:pPr>
+      <w:r>
+        <w:rPr>
+          <w:rFonts w:ascii="Calibri" w:cs="Calibri" w:eastAsia="Calibri" w:hAnsi="Calibri"/>
+          <w:b/>
+          <w:bCs/>
+          <w:color w:val="1C2B23"/>
+        </w:rPr>
+        <w:t xml:space="preserve">Parámetros opcionales:</w:t>
+      </w:r>
+    </w:p>
+    <w:tbl>
+      <w:tblPr>
+        <w:tblW w:type="dxa" w:w="9640"/>
+        <w:tblBorders>
+          <w:top w:val="single" w:color="auto" w:sz="4"/>
+          <w:left w:val="single" w:color="auto" w:sz="4"/>
+          <w:bottom w:val="single" w:color="auto" w:sz="4"/>
+          <w:right w:val="single" w:color="auto" w:sz="4"/>
+          <w:insideH w:val="single" w:color="auto" w:sz="4"/>
+          <w:insideV w:val="single" w:color="auto" w:sz="4"/>
+        </w:tblBorders>
+      </w:tblPr>
+      <w:tblGrid>
+        <w:gridCol w:w="3547"/>
+        <w:gridCol w:w="6093"/>
+      </w:tblGrid>
+      <w:tr>
+        <w:trPr>
+          <w:cantSplit/>
+          <w:tblHeader/>
+        </w:trPr>
+        <w:tc>
+          <w:tcPr>
+            <w:tcW w:type="dxa" w:w="3547"/>
+            <w:tcBorders>
+              <w:top w:val="single" w:color="D6E3DC" w:sz="4"/>
+              <w:left w:val="single" w:color="D6E3DC" w:sz="4"/>
+              <w:bottom w:val="single" w:color="D6E3DC" w:sz="4"/>
+              <w:right w:val="single" w:color="D6E3DC" w:sz="4"/>
+            </w:tcBorders>
+            <w:shd w:fill="004724" w:color="auto" w:val="clear"/>
+            <w:tcMar>
+              <w:top w:type="dxa" w:w="60"/>
+              <w:left w:type="dxa" w:w="100"/>
+              <w:bottom w:type="dxa" w:w="60"/>
+              <w:right w:type="dxa" w:w="100"/>
+            </w:tcMar>
+          </w:tcPr>
+          <w:p>
+            <w:pPr>
+              <w:spacing w:after="0" w:before="0"/>
+            </w:pPr>
+            <w:r>
+              <w:rPr>
+                <w:rFonts w:ascii="Calibri" w:cs="Calibri" w:eastAsia="Calibri" w:hAnsi="Calibri"/>
+                <w:b/>
+                <w:bCs/>
+                <w:color w:val="FFFFFF"/>
+                <w:sz w:val="18"/>
+                <w:szCs w:val="18"/>
+              </w:rPr>
+              <w:t xml:space="preserve">Parámetro</w:t>
+            </w:r>
+          </w:p>
+        </w:tc>
+        <w:tc>
+          <w:tcPr>
+            <w:tcW w:type="dxa" w:w="6093"/>
+            <w:tcBorders>
+              <w:top w:val="single" w:color="D6E3DC" w:sz="4"/>
+              <w:left w:val="single" w:color="D6E3DC" w:sz="4"/>
+              <w:bottom w:val="single" w:color="D6E3DC" w:sz="4"/>
+              <w:right w:val="single" w:color="D6E3DC" w:sz="4"/>
+            </w:tcBorders>
+            <w:shd w:fill="004724" w:color="auto" w:val="clear"/>
+            <w:tcMar>
+              <w:top w:type="dxa" w:w="60"/>
+              <w:left w:type="dxa" w:w="100"/>
+              <w:bottom w:type="dxa" w:w="60"/>
+              <w:right w:type="dxa" w:w="100"/>
+            </w:tcMar>
+          </w:tcPr>
+          <w:p>
+            <w:pPr>
+              <w:spacing w:after="0" w:before="0"/>
+            </w:pPr>
+            <w:r>
+              <w:rPr>
+                <w:rFonts w:ascii="Calibri" w:cs="Calibri" w:eastAsia="Calibri" w:hAnsi="Calibri"/>
+                <w:b/>
+                <w:bCs/>
+                <w:color w:val="FFFFFF"/>
+                <w:sz w:val="18"/>
+                <w:szCs w:val="18"/>
+              </w:rPr>
+              <w:t xml:space="preserve">Uso</w:t>
+            </w:r>
+          </w:p>
+        </w:tc>
+      </w:tr>
+      <w:tr>
+        <w:trPr>
+          <w:cantSplit/>
+        </w:trPr>
+        <w:tc>
+          <w:tcPr>
+            <w:tcW w:type="dxa" w:w="3547"/>
+            <w:tcBorders>
+              <w:top w:val="single" w:color="D6E3DC" w:sz="4"/>
+              <w:left w:val="single" w:color="D6E3DC" w:sz="4"/>
+              <w:bottom w:val="single" w:color="D6E3DC" w:sz="4"/>
+              <w:right w:val="single" w:color="D6E3DC" w:sz="4"/>
+            </w:tcBorders>
+            <w:shd w:fill="FFFFFF" w:color="auto" w:val="clear"/>
+            <w:tcMar>
+              <w:top w:type="dxa" w:w="60"/>
+              <w:left w:type="dxa" w:w="100"/>
+              <w:bottom w:type="dxa" w:w="60"/>
+              <w:right w:type="dxa" w:w="100"/>
+            </w:tcMar>
+          </w:tcPr>
+          <w:p>
+            <w:pPr>
+              <w:spacing w:after="0" w:before="0"/>
+            </w:pPr>
+            <w:r>
+              <w:rPr>
+                <w:rFonts w:ascii="Consolas" w:cs="Consolas" w:eastAsia="Consolas" w:hAnsi="Consolas"/>
+                <w:color w:val="004724"/>
+                <w:sz w:val="16"/>
+                <w:szCs w:val="16"/>
+                <w:shd w:fill="F2F7F5" w:color="auto" w:val="clear"/>
+              </w:rPr>
+              <w:t xml:space="preserve">-InstalarNode</w:t>
+            </w:r>
+          </w:p>
+        </w:tc>
+        <w:tc>
+          <w:tcPr>
+            <w:tcW w:type="dxa" w:w="6093"/>
+            <w:tcBorders>
+              <w:top w:val="single" w:color="D6E3DC" w:sz="4"/>
+              <w:left w:val="single" w:color="D6E3DC" w:sz="4"/>
+              <w:bottom w:val="single" w:color="D6E3DC" w:sz="4"/>
+              <w:right w:val="single" w:color="D6E3DC" w:sz="4"/>
+            </w:tcBorders>
+            <w:shd w:fill="FFFFFF" w:color="auto" w:val="clear"/>
+            <w:tcMar>
+              <w:top w:type="dxa" w:w="60"/>
+              <w:left w:type="dxa" w:w="100"/>
+              <w:bottom w:type="dxa" w:w="60"/>
+              <w:right w:type="dxa" w:w="100"/>
+            </w:tcMar>
+          </w:tcPr>
+          <w:p>
+            <w:pPr>
+              <w:spacing w:after="0" w:before="0"/>
+            </w:pPr>
+            <w:r>
+              <w:rPr>
+                <w:rFonts w:ascii="Calibri" w:cs="Calibri" w:eastAsia="Calibri" w:hAnsi="Calibri"/>
+                <w:color w:val="1C2B23"/>
+                <w:sz w:val="18"/>
+                <w:szCs w:val="18"/>
+              </w:rPr>
+              <w:t xml:space="preserve">Descarga e instala Node.js 22 LTS si no está</w:t>
+            </w:r>
+          </w:p>
+        </w:tc>
+      </w:tr>
+      <w:tr>
+        <w:trPr>
+          <w:cantSplit/>
+        </w:trPr>
+        <w:tc>
+          <w:tcPr>
+            <w:tcW w:type="dxa" w:w="3547"/>
+            <w:tcBorders>
+              <w:top w:val="single" w:color="D6E3DC" w:sz="4"/>
+              <w:left w:val="single" w:color="D6E3DC" w:sz="4"/>
+              <w:bottom w:val="single" w:color="D6E3DC" w:sz="4"/>
+              <w:right w:val="single" w:color="D6E3DC" w:sz="4"/>
+            </w:tcBorders>
+            <w:shd w:fill="F2F7F5" w:color="auto" w:val="clear"/>
+            <w:tcMar>
+              <w:top w:type="dxa" w:w="60"/>
+              <w:left w:type="dxa" w:w="100"/>
+              <w:bottom w:type="dxa" w:w="60"/>
+              <w:right w:type="dxa" w:w="100"/>
+            </w:tcMar>
+          </w:tcPr>
+          <w:p>
+            <w:pPr>
+              <w:spacing w:after="0" w:before="0"/>
+            </w:pPr>
+            <w:r>
+              <w:rPr>
+                <w:rFonts w:ascii="Consolas" w:cs="Consolas" w:eastAsia="Consolas" w:hAnsi="Consolas"/>
+                <w:color w:val="004724"/>
+                <w:sz w:val="16"/>
+                <w:szCs w:val="16"/>
+                <w:shd w:fill="F2F7F5" w:color="auto" w:val="clear"/>
+              </w:rPr>
+              <w:t xml:space="preserve">-Certificado &lt;huella&gt;</w:t>
+            </w:r>
+            <w:r>
+              <w:rPr>
+                <w:rFonts w:ascii="Calibri" w:cs="Calibri" w:eastAsia="Calibri" w:hAnsi="Calibri"/>
+                <w:color w:val="1C2B23"/>
+                <w:sz w:val="18"/>
+                <w:szCs w:val="18"/>
+              </w:rPr>
+              <w:t xml:space="preserve"> / </w:t>
+            </w:r>
+            <w:r>
+              <w:rPr>
+                <w:rFonts w:ascii="Consolas" w:cs="Consolas" w:eastAsia="Consolas" w:hAnsi="Consolas"/>
+                <w:color w:val="004724"/>
+                <w:sz w:val="16"/>
+                <w:szCs w:val="16"/>
+                <w:shd w:fill="F2F7F5" w:color="auto" w:val="clear"/>
+              </w:rPr>
+              <w:t xml:space="preserve">-ArchivoPfx &lt;ruta&gt;</w:t>
+            </w:r>
+          </w:p>
+        </w:tc>
+        <w:tc>
+          <w:tcPr>
+            <w:tcW w:type="dxa" w:w="6093"/>
+            <w:tcBorders>
+              <w:top w:val="single" w:color="D6E3DC" w:sz="4"/>
+              <w:left w:val="single" w:color="D6E3DC" w:sz="4"/>
+              <w:bottom w:val="single" w:color="D6E3DC" w:sz="4"/>
+              <w:right w:val="single" w:color="D6E3DC" w:sz="4"/>
+            </w:tcBorders>
+            <w:shd w:fill="F2F7F5" w:color="auto" w:val="clear"/>
+            <w:tcMar>
+              <w:top w:type="dxa" w:w="60"/>
+              <w:left w:type="dxa" w:w="100"/>
+              <w:bottom w:type="dxa" w:w="60"/>
+              <w:right w:type="dxa" w:w="100"/>
+            </w:tcMar>
+          </w:tcPr>
+          <w:p>
+            <w:pPr>
+              <w:spacing w:after="0" w:before="0"/>
+            </w:pPr>
+            <w:r>
+              <w:rPr>
+                <w:rFonts w:ascii="Calibri" w:cs="Calibri" w:eastAsia="Calibri" w:hAnsi="Calibri"/>
+                <w:color w:val="1C2B23"/>
+                <w:sz w:val="18"/>
+                <w:szCs w:val="18"/>
+              </w:rPr>
+              <w:t xml:space="preserve">Certificado HTTPS a usar. Si no se indica, se busca uno vigente para el dominio</w:t>
+            </w:r>
+          </w:p>
+        </w:tc>
+      </w:tr>
+      <w:tr>
+        <w:trPr>
+          <w:cantSplit/>
+        </w:trPr>
+        <w:tc>
+          <w:tcPr>
+            <w:tcW w:type="dxa" w:w="3547"/>
+            <w:tcBorders>
+              <w:top w:val="single" w:color="D6E3DC" w:sz="4"/>
+              <w:left w:val="single" w:color="D6E3DC" w:sz="4"/>
+              <w:bottom w:val="single" w:color="D6E3DC" w:sz="4"/>
+              <w:right w:val="single" w:color="D6E3DC" w:sz="4"/>
+            </w:tcBorders>
+            <w:shd w:fill="FFFFFF" w:color="auto" w:val="clear"/>
+            <w:tcMar>
+              <w:top w:type="dxa" w:w="60"/>
+              <w:left w:type="dxa" w:w="100"/>
+              <w:bottom w:type="dxa" w:w="60"/>
+              <w:right w:type="dxa" w:w="100"/>
+            </w:tcMar>
+          </w:tcPr>
+          <w:p>
+            <w:pPr>
+              <w:spacing w:after="0" w:before="0"/>
+            </w:pPr>
+            <w:r>
+              <w:rPr>
+                <w:rFonts w:ascii="Consolas" w:cs="Consolas" w:eastAsia="Consolas" w:hAnsi="Consolas"/>
+                <w:color w:val="004724"/>
+                <w:sz w:val="16"/>
+                <w:szCs w:val="16"/>
+                <w:shd w:fill="F2F7F5" w:color="auto" w:val="clear"/>
+              </w:rPr>
+              <w:t xml:space="preserve">-Proxy http://proxy:puerto</w:t>
+            </w:r>
+          </w:p>
+        </w:tc>
+        <w:tc>
+          <w:tcPr>
+            <w:tcW w:type="dxa" w:w="6093"/>
+            <w:tcBorders>
+              <w:top w:val="single" w:color="D6E3DC" w:sz="4"/>
+              <w:left w:val="single" w:color="D6E3DC" w:sz="4"/>
+              <w:bottom w:val="single" w:color="D6E3DC" w:sz="4"/>
+              <w:right w:val="single" w:color="D6E3DC" w:sz="4"/>
+            </w:tcBorders>
+            <w:shd w:fill="FFFFFF" w:color="auto" w:val="clear"/>
+            <w:tcMar>
+              <w:top w:type="dxa" w:w="60"/>
+              <w:left w:type="dxa" w:w="100"/>
+              <w:bottom w:type="dxa" w:w="60"/>
+              <w:right w:type="dxa" w:w="100"/>
+            </w:tcMar>
+          </w:tcPr>
+          <w:p>
+            <w:pPr>
+              <w:spacing w:after="0" w:before="0"/>
+            </w:pPr>
+            <w:r>
+              <w:rPr>
+                <w:rFonts w:ascii="Calibri" w:cs="Calibri" w:eastAsia="Calibri" w:hAnsi="Calibri"/>
+                <w:color w:val="1C2B23"/>
+                <w:sz w:val="18"/>
+                <w:szCs w:val="18"/>
+              </w:rPr>
+              <w:t xml:space="preserve">Proxy corporativo para la salida a internet (npm y SAC)</w:t>
+            </w:r>
+          </w:p>
+        </w:tc>
+      </w:tr>
+      <w:tr>
+        <w:trPr>
+          <w:cantSplit/>
+        </w:trPr>
+        <w:tc>
+          <w:tcPr>
+            <w:tcW w:type="dxa" w:w="3547"/>
+            <w:tcBorders>
+              <w:top w:val="single" w:color="D6E3DC" w:sz="4"/>
+              <w:left w:val="single" w:color="D6E3DC" w:sz="4"/>
+              <w:bottom w:val="single" w:color="D6E3DC" w:sz="4"/>
+              <w:right w:val="single" w:color="D6E3DC" w:sz="4"/>
+            </w:tcBorders>
+            <w:shd w:fill="F2F7F5" w:color="auto" w:val="clear"/>
+            <w:tcMar>
+              <w:top w:type="dxa" w:w="60"/>
+              <w:left w:type="dxa" w:w="100"/>
+              <w:bottom w:type="dxa" w:w="60"/>
+              <w:right w:type="dxa" w:w="100"/>
+            </w:tcMar>
+          </w:tcPr>
+          <w:p>
+            <w:pPr>
+              <w:spacing w:after="0" w:before="0"/>
+            </w:pPr>
+            <w:r>
+              <w:rPr>
+                <w:rFonts w:ascii="Consolas" w:cs="Consolas" w:eastAsia="Consolas" w:hAnsi="Consolas"/>
+                <w:color w:val="004724"/>
+                <w:sz w:val="16"/>
+                <w:szCs w:val="16"/>
+                <w:shd w:fill="F2F7F5" w:color="auto" w:val="clear"/>
+              </w:rPr>
+              <w:t xml:space="preserve">-CertificadoRaizCA &lt;ruta .pem&gt;</w:t>
+            </w:r>
+          </w:p>
+        </w:tc>
+        <w:tc>
+          <w:tcPr>
+            <w:tcW w:type="dxa" w:w="6093"/>
+            <w:tcBorders>
+              <w:top w:val="single" w:color="D6E3DC" w:sz="4"/>
+              <w:left w:val="single" w:color="D6E3DC" w:sz="4"/>
+              <w:bottom w:val="single" w:color="D6E3DC" w:sz="4"/>
+              <w:right w:val="single" w:color="D6E3DC" w:sz="4"/>
+            </w:tcBorders>
+            <w:shd w:fill="F2F7F5" w:color="auto" w:val="clear"/>
+            <w:tcMar>
+              <w:top w:type="dxa" w:w="60"/>
+              <w:left w:type="dxa" w:w="100"/>
+              <w:bottom w:type="dxa" w:w="60"/>
+              <w:right w:type="dxa" w:w="100"/>
+            </w:tcMar>
+          </w:tcPr>
+          <w:p>
+            <w:pPr>
+              <w:spacing w:after="0" w:before="0"/>
+            </w:pPr>
+            <w:r>
+              <w:rPr>
+                <w:rFonts w:ascii="Calibri" w:cs="Calibri" w:eastAsia="Calibri" w:hAnsi="Calibri"/>
+                <w:color w:val="1C2B23"/>
+                <w:sz w:val="18"/>
+                <w:szCs w:val="18"/>
+              </w:rPr>
+              <w:t xml:space="preserve">Si el proxy inspecciona TLS</w:t>
+            </w:r>
+          </w:p>
+        </w:tc>
+      </w:tr>
+      <w:tr>
+        <w:trPr>
+          <w:cantSplit/>
+        </w:trPr>
+        <w:tc>
+          <w:tcPr>
+            <w:tcW w:type="dxa" w:w="3547"/>
+            <w:tcBorders>
+              <w:top w:val="single" w:color="D6E3DC" w:sz="4"/>
+              <w:left w:val="single" w:color="D6E3DC" w:sz="4"/>
+              <w:bottom w:val="single" w:color="D6E3DC" w:sz="4"/>
+              <w:right w:val="single" w:color="D6E3DC" w:sz="4"/>
+            </w:tcBorders>
+            <w:shd w:fill="FFFFFF" w:color="auto" w:val="clear"/>
+            <w:tcMar>
+              <w:top w:type="dxa" w:w="60"/>
+              <w:left w:type="dxa" w:w="100"/>
+              <w:bottom w:type="dxa" w:w="60"/>
+              <w:right w:type="dxa" w:w="100"/>
+            </w:tcMar>
+          </w:tcPr>
+          <w:p>
+            <w:pPr>
+              <w:spacing w:after="0" w:before="0"/>
+            </w:pPr>
+            <w:r>
+              <w:rPr>
+                <w:rFonts w:ascii="Consolas" w:cs="Consolas" w:eastAsia="Consolas" w:hAnsi="Consolas"/>
+                <w:color w:val="004724"/>
+                <w:sz w:val="16"/>
+                <w:szCs w:val="16"/>
+                <w:shd w:fill="F2F7F5" w:color="auto" w:val="clear"/>
+              </w:rPr>
+              <w:t xml:space="preserve">-CuentaServicio LocalSystem</w:t>
+            </w:r>
+          </w:p>
+        </w:tc>
+        <w:tc>
+          <w:tcPr>
+            <w:tcW w:type="dxa" w:w="6093"/>
+            <w:tcBorders>
+              <w:top w:val="single" w:color="D6E3DC" w:sz="4"/>
+              <w:left w:val="single" w:color="D6E3DC" w:sz="4"/>
+              <w:bottom w:val="single" w:color="D6E3DC" w:sz="4"/>
+              <w:right w:val="single" w:color="D6E3DC" w:sz="4"/>
+            </w:tcBorders>
+            <w:shd w:fill="FFFFFF" w:color="auto" w:val="clear"/>
+            <w:tcMar>
+              <w:top w:type="dxa" w:w="60"/>
+              <w:left w:type="dxa" w:w="100"/>
+              <w:bottom w:type="dxa" w:w="60"/>
+              <w:right w:type="dxa" w:w="100"/>
+            </w:tcMar>
+          </w:tcPr>
+          <w:p>
+            <w:pPr>
+              <w:spacing w:after="0" w:before="0"/>
+            </w:pPr>
+            <w:r>
+              <w:rPr>
+                <w:rFonts w:ascii="Calibri" w:cs="Calibri" w:eastAsia="Calibri" w:hAnsi="Calibri"/>
+                <w:color w:val="1C2B23"/>
+                <w:sz w:val="18"/>
+                <w:szCs w:val="18"/>
+              </w:rPr>
+              <w:t xml:space="preserve">Solo si el servicio no arranca con la cuenta por defecto, </w:t>
+            </w:r>
+            <w:r>
+              <w:rPr>
+                <w:rFonts w:ascii="Consolas" w:cs="Consolas" w:eastAsia="Consolas" w:hAnsi="Consolas"/>
+                <w:color w:val="004724"/>
+                <w:sz w:val="16"/>
+                <w:szCs w:val="16"/>
+                <w:shd w:fill="F2F7F5" w:color="auto" w:val="clear"/>
+              </w:rPr>
+              <w:t xml:space="preserve">LocalService</w:t>
+            </w:r>
+          </w:p>
+        </w:tc>
+      </w:tr>
+      <w:tr>
+        <w:trPr>
+          <w:cantSplit/>
+        </w:trPr>
+        <w:tc>
+          <w:tcPr>
+            <w:tcW w:type="dxa" w:w="3547"/>
+            <w:tcBorders>
+              <w:top w:val="single" w:color="D6E3DC" w:sz="4"/>
+              <w:left w:val="single" w:color="D6E3DC" w:sz="4"/>
+              <w:bottom w:val="single" w:color="D6E3DC" w:sz="4"/>
+              <w:right w:val="single" w:color="D6E3DC" w:sz="4"/>
+            </w:tcBorders>
+            <w:shd w:fill="F2F7F5" w:color="auto" w:val="clear"/>
+            <w:tcMar>
+              <w:top w:type="dxa" w:w="60"/>
+              <w:left w:type="dxa" w:w="100"/>
+              <w:bottom w:type="dxa" w:w="60"/>
+              <w:right w:type="dxa" w:w="100"/>
+            </w:tcMar>
+          </w:tcPr>
+          <w:p>
+            <w:pPr>
+              <w:spacing w:after="0" w:before="0"/>
+            </w:pPr>
+            <w:r>
+              <w:rPr>
+                <w:rFonts w:ascii="Consolas" w:cs="Consolas" w:eastAsia="Consolas" w:hAnsi="Consolas"/>
+                <w:color w:val="004724"/>
+                <w:sz w:val="16"/>
+                <w:szCs w:val="16"/>
+                <w:shd w:fill="F2F7F5" w:color="auto" w:val="clear"/>
+              </w:rPr>
+              <w:t xml:space="preserve">-RutaApp</w:t>
+            </w:r>
+            <w:r>
+              <w:rPr>
+                <w:rFonts w:ascii="Calibri" w:cs="Calibri" w:eastAsia="Calibri" w:hAnsi="Calibri"/>
+                <w:color w:val="1C2B23"/>
+                <w:sz w:val="18"/>
+                <w:szCs w:val="18"/>
+              </w:rPr>
+              <w:t xml:space="preserve">, </w:t>
+            </w:r>
+            <w:r>
+              <w:rPr>
+                <w:rFonts w:ascii="Consolas" w:cs="Consolas" w:eastAsia="Consolas" w:hAnsi="Consolas"/>
+                <w:color w:val="004724"/>
+                <w:sz w:val="16"/>
+                <w:szCs w:val="16"/>
+                <w:shd w:fill="F2F7F5" w:color="auto" w:val="clear"/>
+              </w:rPr>
+              <w:t xml:space="preserve">-RutaSitio</w:t>
+            </w:r>
+            <w:r>
+              <w:rPr>
+                <w:rFonts w:ascii="Calibri" w:cs="Calibri" w:eastAsia="Calibri" w:hAnsi="Calibri"/>
+                <w:color w:val="1C2B23"/>
+                <w:sz w:val="18"/>
+                <w:szCs w:val="18"/>
+              </w:rPr>
+              <w:t xml:space="preserve">, </w:t>
+            </w:r>
+            <w:r>
+              <w:rPr>
+                <w:rFonts w:ascii="Consolas" w:cs="Consolas" w:eastAsia="Consolas" w:hAnsi="Consolas"/>
+                <w:color w:val="004724"/>
+                <w:sz w:val="16"/>
+                <w:szCs w:val="16"/>
+                <w:shd w:fill="F2F7F5" w:color="auto" w:val="clear"/>
+              </w:rPr>
+              <w:t xml:space="preserve">-Puerto</w:t>
+            </w:r>
+          </w:p>
+        </w:tc>
+        <w:tc>
+          <w:tcPr>
+            <w:tcW w:type="dxa" w:w="6093"/>
+            <w:tcBorders>
+              <w:top w:val="single" w:color="D6E3DC" w:sz="4"/>
+              <w:left w:val="single" w:color="D6E3DC" w:sz="4"/>
+              <w:bottom w:val="single" w:color="D6E3DC" w:sz="4"/>
+              <w:right w:val="single" w:color="D6E3DC" w:sz="4"/>
+            </w:tcBorders>
+            <w:shd w:fill="F2F7F5" w:color="auto" w:val="clear"/>
+            <w:tcMar>
+              <w:top w:type="dxa" w:w="60"/>
+              <w:left w:type="dxa" w:w="100"/>
+              <w:bottom w:type="dxa" w:w="60"/>
+              <w:right w:type="dxa" w:w="100"/>
+            </w:tcMar>
+          </w:tcPr>
+          <w:p>
+            <w:pPr>
+              <w:spacing w:after="0" w:before="0"/>
+            </w:pPr>
+            <w:r>
+              <w:rPr>
+                <w:rFonts w:ascii="Calibri" w:cs="Calibri" w:eastAsia="Calibri" w:hAnsi="Calibri"/>
+                <w:color w:val="1C2B23"/>
+                <w:sz w:val="18"/>
+                <w:szCs w:val="18"/>
+              </w:rPr>
+              <w:t xml:space="preserve">Cambian </w:t>
+            </w:r>
+            <w:r>
+              <w:rPr>
+                <w:rFonts w:ascii="Consolas" w:cs="Consolas" w:eastAsia="Consolas" w:hAnsi="Consolas"/>
+                <w:color w:val="004724"/>
+                <w:sz w:val="16"/>
+                <w:szCs w:val="16"/>
+                <w:shd w:fill="F2F7F5" w:color="auto" w:val="clear"/>
+              </w:rPr>
+              <w:t xml:space="preserve">C:\apps\sac-data-loader</w:t>
+            </w:r>
+            <w:r>
+              <w:rPr>
+                <w:rFonts w:ascii="Calibri" w:cs="Calibri" w:eastAsia="Calibri" w:hAnsi="Calibri"/>
+                <w:color w:val="1C2B23"/>
+                <w:sz w:val="18"/>
+                <w:szCs w:val="18"/>
+              </w:rPr>
+              <w:t xml:space="preserve">, </w:t>
+            </w:r>
+            <w:r>
+              <w:rPr>
+                <w:rFonts w:ascii="Consolas" w:cs="Consolas" w:eastAsia="Consolas" w:hAnsi="Consolas"/>
+                <w:color w:val="004724"/>
+                <w:sz w:val="16"/>
+                <w:szCs w:val="16"/>
+                <w:shd w:fill="F2F7F5" w:color="auto" w:val="clear"/>
+              </w:rPr>
+              <w:t xml:space="preserve">C:\inetpub\sac-data-loader</w:t>
+            </w:r>
+            <w:r>
+              <w:rPr>
+                <w:rFonts w:ascii="Calibri" w:cs="Calibri" w:eastAsia="Calibri" w:hAnsi="Calibri"/>
+                <w:color w:val="1C2B23"/>
+                <w:sz w:val="18"/>
+                <w:szCs w:val="18"/>
+              </w:rPr>
+              <w:t xml:space="preserve"> y </w:t>
+            </w:r>
+            <w:r>
+              <w:rPr>
+                <w:rFonts w:ascii="Consolas" w:cs="Consolas" w:eastAsia="Consolas" w:hAnsi="Consolas"/>
+                <w:color w:val="004724"/>
+                <w:sz w:val="16"/>
+                <w:szCs w:val="16"/>
+                <w:shd w:fill="F2F7F5" w:color="auto" w:val="clear"/>
+              </w:rPr>
+              <w:t xml:space="preserve">3000</w:t>
+            </w:r>
+          </w:p>
+        </w:tc>
+      </w:tr>
+      <w:tr>
+        <w:trPr>
+          <w:cantSplit/>
+        </w:trPr>
+        <w:tc>
+          <w:tcPr>
+            <w:tcW w:type="dxa" w:w="3547"/>
+            <w:tcBorders>
+              <w:top w:val="single" w:color="D6E3DC" w:sz="4"/>
+              <w:left w:val="single" w:color="D6E3DC" w:sz="4"/>
+              <w:bottom w:val="single" w:color="D6E3DC" w:sz="4"/>
+              <w:right w:val="single" w:color="D6E3DC" w:sz="4"/>
+            </w:tcBorders>
+            <w:shd w:fill="FFFFFF" w:color="auto" w:val="clear"/>
+            <w:tcMar>
+              <w:top w:type="dxa" w:w="60"/>
+              <w:left w:type="dxa" w:w="100"/>
+              <w:bottom w:type="dxa" w:w="60"/>
+              <w:right w:type="dxa" w:w="100"/>
+            </w:tcMar>
+          </w:tcPr>
+          <w:p>
+            <w:pPr>
+              <w:spacing w:after="0" w:before="0"/>
+            </w:pPr>
+            <w:r>
+              <w:rPr>
+                <w:rFonts w:ascii="Consolas" w:cs="Consolas" w:eastAsia="Consolas" w:hAnsi="Consolas"/>
+                <w:color w:val="004724"/>
+                <w:sz w:val="16"/>
+                <w:szCs w:val="16"/>
+                <w:shd w:fill="F2F7F5" w:color="auto" w:val="clear"/>
+              </w:rPr>
+              <w:t xml:space="preserve">-RutaNssm &lt;ruta&gt;</w:t>
+            </w:r>
+          </w:p>
+        </w:tc>
+        <w:tc>
+          <w:tcPr>
+            <w:tcW w:type="dxa" w:w="6093"/>
+            <w:tcBorders>
+              <w:top w:val="single" w:color="D6E3DC" w:sz="4"/>
+              <w:left w:val="single" w:color="D6E3DC" w:sz="4"/>
+              <w:bottom w:val="single" w:color="D6E3DC" w:sz="4"/>
+              <w:right w:val="single" w:color="D6E3DC" w:sz="4"/>
+            </w:tcBorders>
+            <w:shd w:fill="FFFFFF" w:color="auto" w:val="clear"/>
+            <w:tcMar>
+              <w:top w:type="dxa" w:w="60"/>
+              <w:left w:type="dxa" w:w="100"/>
+              <w:bottom w:type="dxa" w:w="60"/>
+              <w:right w:type="dxa" w:w="100"/>
+            </w:tcMar>
+          </w:tcPr>
+          <w:p>
+            <w:pPr>
+              <w:spacing w:after="0" w:before="0"/>
+            </w:pPr>
+            <w:r>
+              <w:rPr>
+                <w:rFonts w:ascii="Calibri" w:cs="Calibri" w:eastAsia="Calibri" w:hAnsi="Calibri"/>
+                <w:color w:val="1C2B23"/>
+                <w:sz w:val="18"/>
+                <w:szCs w:val="18"/>
+              </w:rPr>
+              <w:t xml:space="preserve">Si el servidor no puede descargar NSSM de nssm.cc</w:t>
+            </w:r>
+          </w:p>
+        </w:tc>
+      </w:tr>
+      <w:tr>
+        <w:trPr>
+          <w:cantSplit/>
+        </w:trPr>
+        <w:tc>
+          <w:tcPr>
+            <w:tcW w:type="dxa" w:w="3547"/>
+            <w:tcBorders>
+              <w:top w:val="single" w:color="D6E3DC" w:sz="4"/>
+              <w:left w:val="single" w:color="D6E3DC" w:sz="4"/>
+              <w:bottom w:val="single" w:color="D6E3DC" w:sz="4"/>
+              <w:right w:val="single" w:color="D6E3DC" w:sz="4"/>
+            </w:tcBorders>
+            <w:shd w:fill="F2F7F5" w:color="auto" w:val="clear"/>
+            <w:tcMar>
+              <w:top w:type="dxa" w:w="60"/>
+              <w:left w:type="dxa" w:w="100"/>
+              <w:bottom w:type="dxa" w:w="60"/>
+              <w:right w:type="dxa" w:w="100"/>
+            </w:tcMar>
+          </w:tcPr>
+          <w:p>
+            <w:pPr>
+              <w:spacing w:after="0" w:before="0"/>
+            </w:pPr>
+            <w:r>
+              <w:rPr>
+                <w:rFonts w:ascii="Consolas" w:cs="Consolas" w:eastAsia="Consolas" w:hAnsi="Consolas"/>
+                <w:color w:val="004724"/>
+                <w:sz w:val="16"/>
+                <w:szCs w:val="16"/>
+                <w:shd w:fill="F2F7F5" w:color="auto" w:val="clear"/>
+              </w:rPr>
+              <w:t xml:space="preserve">-Reconfigurar</w:t>
+            </w:r>
+          </w:p>
+        </w:tc>
+        <w:tc>
+          <w:tcPr>
+            <w:tcW w:type="dxa" w:w="6093"/>
+            <w:tcBorders>
+              <w:top w:val="single" w:color="D6E3DC" w:sz="4"/>
+              <w:left w:val="single" w:color="D6E3DC" w:sz="4"/>
+              <w:bottom w:val="single" w:color="D6E3DC" w:sz="4"/>
+              <w:right w:val="single" w:color="D6E3DC" w:sz="4"/>
+            </w:tcBorders>
+            <w:shd w:fill="F2F7F5" w:color="auto" w:val="clear"/>
+            <w:tcMar>
+              <w:top w:type="dxa" w:w="60"/>
+              <w:left w:type="dxa" w:w="100"/>
+              <w:bottom w:type="dxa" w:w="60"/>
+              <w:right w:type="dxa" w:w="100"/>
+            </w:tcMar>
+          </w:tcPr>
+          <w:p>
+            <w:pPr>
+              <w:spacing w:after="0" w:before="0"/>
+            </w:pPr>
+            <w:r>
+              <w:rPr>
+                <w:rFonts w:ascii="Calibri" w:cs="Calibri" w:eastAsia="Calibri" w:hAnsi="Calibri"/>
+                <w:color w:val="1C2B23"/>
+                <w:sz w:val="18"/>
+                <w:szCs w:val="18"/>
+              </w:rPr>
+              <w:t xml:space="preserve">Vuelve a pedir los datos de SAC y reescribe el </w:t>
+            </w:r>
+            <w:r>
+              <w:rPr>
+                <w:rFonts w:ascii="Consolas" w:cs="Consolas" w:eastAsia="Consolas" w:hAnsi="Consolas"/>
+                <w:color w:val="004724"/>
+                <w:sz w:val="16"/>
+                <w:szCs w:val="16"/>
+                <w:shd w:fill="F2F7F5" w:color="auto" w:val="clear"/>
+              </w:rPr>
+              <w:t xml:space="preserve">.env</w:t>
+            </w:r>
+          </w:p>
+        </w:tc>
+      </w:tr>
+      <w:tr>
+        <w:trPr>
+          <w:cantSplit/>
+        </w:trPr>
+        <w:tc>
+          <w:tcPr>
+            <w:tcW w:type="dxa" w:w="3547"/>
+            <w:tcBorders>
+              <w:top w:val="single" w:color="D6E3DC" w:sz="4"/>
+              <w:left w:val="single" w:color="D6E3DC" w:sz="4"/>
+              <w:bottom w:val="single" w:color="D6E3DC" w:sz="4"/>
+              <w:right w:val="single" w:color="D6E3DC" w:sz="4"/>
+            </w:tcBorders>
+            <w:shd w:fill="FFFFFF" w:color="auto" w:val="clear"/>
+            <w:tcMar>
+              <w:top w:type="dxa" w:w="60"/>
+              <w:left w:type="dxa" w:w="100"/>
+              <w:bottom w:type="dxa" w:w="60"/>
+              <w:right w:type="dxa" w:w="100"/>
+            </w:tcMar>
+          </w:tcPr>
+          <w:p>
+            <w:pPr>
+              <w:spacing w:after="0" w:before="0"/>
+            </w:pPr>
+            <w:r>
+              <w:rPr>
+                <w:rFonts w:ascii="Consolas" w:cs="Consolas" w:eastAsia="Consolas" w:hAnsi="Consolas"/>
+                <w:color w:val="004724"/>
+                <w:sz w:val="16"/>
+                <w:szCs w:val="16"/>
+                <w:shd w:fill="F2F7F5" w:color="auto" w:val="clear"/>
+              </w:rPr>
+              <w:t xml:space="preserve">-SinIIS</w:t>
+            </w:r>
+          </w:p>
+        </w:tc>
+        <w:tc>
+          <w:tcPr>
+            <w:tcW w:type="dxa" w:w="6093"/>
+            <w:tcBorders>
+              <w:top w:val="single" w:color="D6E3DC" w:sz="4"/>
+              <w:left w:val="single" w:color="D6E3DC" w:sz="4"/>
+              <w:bottom w:val="single" w:color="D6E3DC" w:sz="4"/>
+              <w:right w:val="single" w:color="D6E3DC" w:sz="4"/>
+            </w:tcBorders>
+            <w:shd w:fill="FFFFFF" w:color="auto" w:val="clear"/>
+            <w:tcMar>
+              <w:top w:type="dxa" w:w="60"/>
+              <w:left w:type="dxa" w:w="100"/>
+              <w:bottom w:type="dxa" w:w="60"/>
+              <w:right w:type="dxa" w:w="100"/>
+            </w:tcMar>
+          </w:tcPr>
+          <w:p>
+            <w:pPr>
+              <w:spacing w:after="0" w:before="0"/>
+            </w:pPr>
+            <w:r>
+              <w:rPr>
+                <w:rFonts w:ascii="Calibri" w:cs="Calibri" w:eastAsia="Calibri" w:hAnsi="Calibri"/>
+                <w:color w:val="1C2B23"/>
+                <w:sz w:val="18"/>
+                <w:szCs w:val="18"/>
+              </w:rPr>
+              <w:t xml:space="preserve">Solo instala la aplicación y el servicio</w:t>
+            </w:r>
+          </w:p>
+        </w:tc>
+      </w:tr>
+    </w:tbl>
+    <w:p>
+      <w:pPr>
+        <w:spacing w:after="120" w:before="0"/>
+      </w:pPr>
+    </w:p>
+    <w:p>
+      <w:pPr>
+        <w:pStyle w:val="ListParagraph"/>
+        <w:numPr>
+          <w:ilvl w:val="0"/>
+          <w:numId w:val="2"/>
+        </w:numPr>
+        <w:spacing w:after="40" w:before="20"/>
+      </w:pPr>
+      <w:r>
+        <w:rPr>
+          <w:rFonts w:ascii="Calibri" w:cs="Calibri" w:eastAsia="Calibri" w:hAnsi="Calibri"/>
+          <w:b/>
+          <w:bCs/>
+          <w:color w:val="1C2B23"/>
+        </w:rPr>
+        <w:t xml:space="preserve">Actualizar a una versión nueva:</w:t>
+      </w:r>
+      <w:r>
+        <w:rPr>
+          <w:rFonts w:ascii="Calibri" w:cs="Calibri" w:eastAsia="Calibri" w:hAnsi="Calibri"/>
+          <w:color w:val="1C2B23"/>
+        </w:rPr>
+        <w:t xml:space="preserve"> ejecute el mismo comando desde la carpeta de la versión nueva. Se conservan el </w:t>
+      </w:r>
+      <w:r>
+        <w:rPr>
+          <w:rFonts w:ascii="Consolas" w:cs="Consolas" w:eastAsia="Consolas" w:hAnsi="Consolas"/>
+          <w:color w:val="004724"/>
+          <w:sz w:val="19"/>
+          <w:szCs w:val="19"/>
+          <w:shd w:fill="F2F7F5" w:color="auto" w:val="clear"/>
+        </w:rPr>
+        <w:t xml:space="preserve">.env</w:t>
+      </w:r>
+      <w:r>
+        <w:rPr>
+          <w:rFonts w:ascii="Calibri" w:cs="Calibri" w:eastAsia="Calibri" w:hAnsi="Calibri"/>
+          <w:color w:val="1C2B23"/>
+        </w:rPr>
+        <w:t xml:space="preserve"> y los registros.</w:t>
+      </w:r>
+    </w:p>
+    <w:p>
+      <w:pPr>
+        <w:pStyle w:val="ListParagraph"/>
+        <w:numPr>
+          <w:ilvl w:val="0"/>
+          <w:numId w:val="2"/>
+        </w:numPr>
+        <w:spacing w:after="40" w:before="20"/>
+      </w:pPr>
+      <w:r>
+        <w:rPr>
+          <w:rFonts w:ascii="Calibri" w:cs="Calibri" w:eastAsia="Calibri" w:hAnsi="Calibri"/>
+          <w:b/>
+          <w:bCs/>
+          <w:color w:val="1C2B23"/>
+        </w:rPr>
+        <w:t xml:space="preserve">Registro de la instalación:</w:t>
+      </w:r>
+      <w:r>
+        <w:rPr>
+          <w:rFonts w:ascii="Calibri" w:cs="Calibri" w:eastAsia="Calibri" w:hAnsi="Calibri"/>
+          <w:color w:val="1C2B23"/>
+        </w:rPr>
+        <w:t xml:space="preserve"> queda en </w:t>
+      </w:r>
+      <w:r>
+        <w:rPr>
+          <w:rFonts w:ascii="Consolas" w:cs="Consolas" w:eastAsia="Consolas" w:hAnsi="Consolas"/>
+          <w:color w:val="004724"/>
+          <w:sz w:val="19"/>
+          <w:szCs w:val="19"/>
+          <w:shd w:fill="F2F7F5" w:color="auto" w:val="clear"/>
+        </w:rPr>
+        <w:t xml:space="preserve">C:\apps\sac-data-loader\logs\instalacion-*.log</w:t>
+      </w:r>
+      <w:r>
+        <w:rPr>
+          <w:rFonts w:ascii="Calibri" w:cs="Calibri" w:eastAsia="Calibri" w:hAnsi="Calibri"/>
+          <w:color w:val="1C2B23"/>
+        </w:rPr>
+        <w:t xml:space="preserve">.</w:t>
+      </w:r>
+    </w:p>
+    <w:p>
+      <w:pPr>
+        <w:pStyle w:val="ListParagraph"/>
+        <w:numPr>
+          <w:ilvl w:val="0"/>
+          <w:numId w:val="2"/>
+        </w:numPr>
+        <w:spacing w:after="40" w:before="20"/>
+      </w:pPr>
+      <w:r>
+        <w:rPr>
+          <w:rFonts w:ascii="Calibri" w:cs="Calibri" w:eastAsia="Calibri" w:hAnsi="Calibri"/>
+          <w:b/>
+          <w:bCs/>
+          <w:color w:val="1C2B23"/>
+        </w:rPr>
+        <w:t xml:space="preserve">Desinstalar:</w:t>
+      </w:r>
+      <w:r>
+        <w:rPr>
+          <w:rFonts w:ascii="Calibri" w:cs="Calibri" w:eastAsia="Calibri" w:hAnsi="Calibri"/>
+          <w:color w:val="1C2B23"/>
+        </w:rPr>
+        <w:t xml:space="preserve"> use </w:t>
+      </w:r>
+      <w:r>
+        <w:rPr>
+          <w:rFonts w:ascii="Consolas" w:cs="Consolas" w:eastAsia="Consolas" w:hAnsi="Consolas"/>
+          <w:color w:val="004724"/>
+          <w:sz w:val="19"/>
+          <w:szCs w:val="19"/>
+          <w:shd w:fill="F2F7F5" w:color="auto" w:val="clear"/>
+        </w:rPr>
+        <w:t xml:space="preserve">deploy\windows-iis\Desinstalar-CargadorSAC.ps1</w:t>
+      </w:r>
+      <w:r>
+        <w:rPr>
+          <w:rFonts w:ascii="Calibri" w:cs="Calibri" w:eastAsia="Calibri" w:hAnsi="Calibri"/>
+          <w:color w:val="1C2B23"/>
+        </w:rPr>
+        <w:t xml:space="preserve">. Agregue </w:t>
+      </w:r>
+      <w:r>
+        <w:rPr>
+          <w:rFonts w:ascii="Consolas" w:cs="Consolas" w:eastAsia="Consolas" w:hAnsi="Consolas"/>
+          <w:color w:val="004724"/>
+          <w:sz w:val="19"/>
+          <w:szCs w:val="19"/>
+          <w:shd w:fill="F2F7F5" w:color="auto" w:val="clear"/>
+        </w:rPr>
+        <w:t xml:space="preserve">-BorrarArchivos</w:t>
+      </w:r>
+      <w:r>
+        <w:rPr>
+          <w:rFonts w:ascii="Calibri" w:cs="Calibri" w:eastAsia="Calibri" w:hAnsi="Calibri"/>
+          <w:color w:val="1C2B23"/>
+        </w:rPr>
+        <w:t xml:space="preserve"> para eliminar también la carpeta; antes se guarda una copia del </w:t>
+      </w:r>
+      <w:r>
+        <w:rPr>
+          <w:rFonts w:ascii="Consolas" w:cs="Consolas" w:eastAsia="Consolas" w:hAnsi="Consolas"/>
+          <w:color w:val="004724"/>
+          <w:sz w:val="19"/>
+          <w:szCs w:val="19"/>
+          <w:shd w:fill="F2F7F5" w:color="auto" w:val="clear"/>
+        </w:rPr>
+        <w:t xml:space="preserve">.env</w:t>
+      </w:r>
+      <w:r>
+        <w:rPr>
+          <w:rFonts w:ascii="Calibri" w:cs="Calibri" w:eastAsia="Calibri" w:hAnsi="Calibri"/>
+          <w:color w:val="1C2B23"/>
+        </w:rPr>
+        <w:t xml:space="preserve"> y de los registros.</w:t>
+      </w:r>
+    </w:p>
+    <w:p>
+      <w:pPr>
+        <w:spacing w:after="120" w:before="60"/>
+      </w:pPr>
+      <w:r>
+        <w:rPr>
+          <w:rFonts w:ascii="Calibri" w:cs="Calibri" w:eastAsia="Calibri" w:hAnsi="Calibri"/>
+          <w:color w:val="1C2B23"/>
+        </w:rPr>
+        <w:t xml:space="preserve">Luego continúe en la </w:t>
+      </w:r>
+      <w:r>
+        <w:rPr>
+          <w:rFonts w:ascii="Calibri" w:cs="Calibri" w:eastAsia="Calibri" w:hAnsi="Calibri"/>
+          <w:b/>
+          <w:bCs/>
+          <w:color w:val="1C2B23"/>
+        </w:rPr>
+        <w:t xml:space="preserve">sección 5 (verificación)</w:t>
+      </w:r>
+      <w:r>
+        <w:rPr>
+          <w:rFonts w:ascii="Calibri" w:cs="Calibri" w:eastAsia="Calibri" w:hAnsi="Calibri"/>
+          <w:color w:val="1C2B23"/>
+        </w:rPr>
+        <w:t xml:space="preserve">.</w:t>
+      </w:r>
+    </w:p>
+    <w:p>
+      <w:pPr>
+        <w:pStyle w:val="Heading2"/>
+      </w:pPr>
+      <w:r>
+        <w:t xml:space="preserve">Instalación manual</w:t>
+      </w:r>
+    </w:p>
+    <w:p>
+      <w:pPr>
+        <w:spacing w:after="120" w:before="60"/>
+      </w:pPr>
+      <w:r>
+        <w:rPr>
+          <w:rFonts w:ascii="Calibri" w:cs="Calibri" w:eastAsia="Calibri" w:hAnsi="Calibri"/>
+          <w:color w:val="1C2B23"/>
+        </w:rPr>
+        <w:t xml:space="preserve">Siga estos pasos si prefiere no usar el script o necesita revisar algo en detalle.</w:t>
+      </w:r>
+    </w:p>
+    <w:p>
+      <w:pPr>
+        <w:pStyle w:val="Heading2"/>
+      </w:pPr>
+      <w:r>
+        <w:t xml:space="preserve">A1. Instalar la aplicación</w:t>
+      </w:r>
+    </w:p>
+    <w:p>
+      <w:pPr>
+        <w:pStyle w:val="ListParagraph"/>
+        <w:numPr>
+          <w:ilvl w:val="0"/>
+          <w:numId w:val="5"/>
+        </w:numPr>
+        <w:spacing w:after="50" w:before="30"/>
+      </w:pPr>
+      <w:r>
+        <w:rPr>
+          <w:rFonts w:ascii="Calibri" w:cs="Calibri" w:eastAsia="Calibri" w:hAnsi="Calibri"/>
+          <w:color w:val="1C2B23"/>
+        </w:rPr>
+        <w:t xml:space="preserve">Instale </w:t>
+      </w:r>
+      <w:r>
+        <w:rPr>
+          <w:rFonts w:ascii="Calibri" w:cs="Calibri" w:eastAsia="Calibri" w:hAnsi="Calibri"/>
+          <w:b/>
+          <w:bCs/>
+          <w:color w:val="1C2B23"/>
+        </w:rPr>
         <w:t xml:space="preserve">Node.js LTS (x64)</w:t>
       </w:r>
       <w:r>
@@ -3551,7 +5042,7 @@
         </w:rPr>
         <w:t xml:space="preserve"> desde </w:t>
       </w:r>
-      <w:hyperlink w:history="1" r:id="rIdtljved4yvxfqjfa13xnrg">
+      <w:hyperlink w:history="1" r:id="rIdiahx0pknuhlzew61czmkk">
         <w:r>
           <w:rPr>
             <w:rStyle w:val="Hyperlink"/>
@@ -3573,7 +5064,7 @@
         <w:pStyle w:val="ListParagraph"/>
         <w:numPr>
           <w:ilvl w:val="0"/>
-          <w:numId w:val="4"/>
+          <w:numId w:val="5"/>
         </w:numPr>
         <w:spacing w:after="50" w:before="30"/>
       </w:pPr>
@@ -3657,7 +5148,7 @@
         <w:pStyle w:val="ListParagraph"/>
         <w:numPr>
           <w:ilvl w:val="0"/>
-          <w:numId w:val="4"/>
+          <w:numId w:val="5"/>
         </w:numPr>
         <w:spacing w:after="50" w:before="30"/>
       </w:pPr>
@@ -3749,7 +5240,7 @@
         <w:pStyle w:val="ListParagraph"/>
         <w:numPr>
           <w:ilvl w:val="0"/>
-          <w:numId w:val="4"/>
+          <w:numId w:val="5"/>
         </w:numPr>
         <w:spacing w:after="50" w:before="30"/>
       </w:pPr>
@@ -3817,7 +5308,7 @@
         <w:pStyle w:val="ListParagraph"/>
         <w:numPr>
           <w:ilvl w:val="0"/>
-          <w:numId w:val="4"/>
+          <w:numId w:val="5"/>
         </w:numPr>
         <w:spacing w:after="50" w:before="30"/>
       </w:pPr>
@@ -3883,7 +5374,7 @@
         <w:pStyle w:val="ListParagraph"/>
         <w:numPr>
           <w:ilvl w:val="0"/>
-          <w:numId w:val="4"/>
+          <w:numId w:val="5"/>
         </w:numPr>
         <w:spacing w:after="50" w:before="30"/>
       </w:pPr>
@@ -3976,7 +5467,7 @@
         <w:pStyle w:val="ListParagraph"/>
         <w:numPr>
           <w:ilvl w:val="0"/>
-          <w:numId w:val="5"/>
+          <w:numId w:val="6"/>
         </w:numPr>
         <w:spacing w:after="50" w:before="30"/>
       </w:pPr>
@@ -4003,7 +5494,7 @@
         </w:rPr>
         <w:t xml:space="preserve"> (</w:t>
       </w:r>
-      <w:hyperlink w:history="1" r:id="rIdybnsfd1zve6plepvmxwhm">
+      <w:hyperlink w:history="1" r:id="rIdelg0751rfypimoqtawq91">
         <w:r>
           <w:rPr>
             <w:rStyle w:val="Hyperlink"/>
@@ -4059,7 +5550,7 @@
         <w:pStyle w:val="ListParagraph"/>
         <w:numPr>
           <w:ilvl w:val="0"/>
-          <w:numId w:val="5"/>
+          <w:numId w:val="6"/>
         </w:numPr>
         <w:spacing w:after="50" w:before="30"/>
       </w:pPr>
@@ -4102,172 +5593,6 @@
           <w:color w:val="1C2B23"/>
         </w:rPr>
         <w:t xml:space="preserve">.</w:t>
-      </w:r>
-    </w:p>
-    <w:p>
-      <w:pPr>
-        <w:pStyle w:val="ListParagraph"/>
-        <w:numPr>
-          <w:ilvl w:val="0"/>
-          <w:numId w:val="5"/>
-        </w:numPr>
-        <w:spacing w:after="50" w:before="30"/>
-      </w:pPr>
-      <w:r>
-        <w:rPr>
-          <w:rFonts w:ascii="Calibri" w:cs="Calibri" w:eastAsia="Calibri" w:hAnsi="Calibri"/>
-          <w:color w:val="1C2B23"/>
-        </w:rPr>
-        <w:t xml:space="preserve">En </w:t>
-      </w:r>
-      <w:r>
-        <w:rPr>
-          <w:rFonts w:ascii="Calibri" w:cs="Calibri" w:eastAsia="Calibri" w:hAnsi="Calibri"/>
-          <w:b/>
-          <w:bCs/>
-          <w:color w:val="1C2B23"/>
-        </w:rPr>
-        <w:t xml:space="preserve">Servicios</w:t>
-      </w:r>
-      <w:r>
-        <w:rPr>
-          <w:rFonts w:ascii="Calibri" w:cs="Calibri" w:eastAsia="Calibri" w:hAnsi="Calibri"/>
-          <w:color w:val="1C2B23"/>
-        </w:rPr>
-        <w:t xml:space="preserve"> (</w:t>
-      </w:r>
-      <w:r>
-        <w:rPr>
-          <w:rFonts w:ascii="Consolas" w:cs="Consolas" w:eastAsia="Consolas" w:hAnsi="Consolas"/>
-          <w:color w:val="004724"/>
-          <w:sz w:val="19"/>
-          <w:szCs w:val="19"/>
-          <w:shd w:fill="F2F7F5" w:color="auto" w:val="clear"/>
-        </w:rPr>
-        <w:t xml:space="preserve">services.msc</w:t>
-      </w:r>
-      <w:r>
-        <w:rPr>
-          <w:rFonts w:ascii="Calibri" w:cs="Calibri" w:eastAsia="Calibri" w:hAnsi="Calibri"/>
-          <w:color w:val="1C2B23"/>
-        </w:rPr>
-        <w:t xml:space="preserve">) debe aparecer </w:t>
-      </w:r>
-      <w:r>
-        <w:rPr>
-          <w:rFonts w:ascii="Calibri" w:cs="Calibri" w:eastAsia="Calibri" w:hAnsi="Calibri"/>
-          <w:i/>
-          <w:iCs/>
-          <w:color w:val="1C2B23"/>
-        </w:rPr>
-        <w:t xml:space="preserve">Cargador de datos a SAC - Ciudad Limpia</w:t>
-      </w:r>
-      <w:r>
-        <w:rPr>
-          <w:rFonts w:ascii="Calibri" w:cs="Calibri" w:eastAsia="Calibri" w:hAnsi="Calibri"/>
-          <w:color w:val="1C2B23"/>
-        </w:rPr>
-        <w:t xml:space="preserve"> en estado </w:t>
-      </w:r>
-      <w:r>
-        <w:rPr>
-          <w:rFonts w:ascii="Calibri" w:cs="Calibri" w:eastAsia="Calibri" w:hAnsi="Calibri"/>
-          <w:b/>
-          <w:bCs/>
-          <w:color w:val="1C2B23"/>
-        </w:rPr>
-        <w:t xml:space="preserve">En ejecución</w:t>
-      </w:r>
-      <w:r>
-        <w:rPr>
-          <w:rFonts w:ascii="Calibri" w:cs="Calibri" w:eastAsia="Calibri" w:hAnsi="Calibri"/>
-          <w:color w:val="1C2B23"/>
-        </w:rPr>
-        <w:t xml:space="preserve"> e </w:t>
-      </w:r>
-      <w:r>
-        <w:rPr>
-          <w:rFonts w:ascii="Calibri" w:cs="Calibri" w:eastAsia="Calibri" w:hAnsi="Calibri"/>
-          <w:b/>
-          <w:bCs/>
-          <w:color w:val="1C2B23"/>
-        </w:rPr>
-        <w:t xml:space="preserve">inicio automático</w:t>
-      </w:r>
-      <w:r>
-        <w:rPr>
-          <w:rFonts w:ascii="Calibri" w:cs="Calibri" w:eastAsia="Calibri" w:hAnsi="Calibri"/>
-          <w:color w:val="1C2B23"/>
-        </w:rPr>
-        <w:t xml:space="preserve">.</w:t>
-      </w:r>
-    </w:p>
-    <w:p>
-      <w:pPr>
-        <w:pStyle w:val="ListParagraph"/>
-        <w:numPr>
-          <w:ilvl w:val="0"/>
-          <w:numId w:val="5"/>
-        </w:numPr>
-        <w:spacing w:after="50" w:before="30"/>
-      </w:pPr>
-      <w:r>
-        <w:rPr>
-          <w:rFonts w:ascii="Calibri" w:cs="Calibri" w:eastAsia="Calibri" w:hAnsi="Calibri"/>
-          <w:b/>
-          <w:bCs/>
-          <w:color w:val="1C2B23"/>
-        </w:rPr>
-        <w:t xml:space="preserve">Recomendado:</w:t>
-      </w:r>
-      <w:r>
-        <w:rPr>
-          <w:rFonts w:ascii="Calibri" w:cs="Calibri" w:eastAsia="Calibri" w:hAnsi="Calibri"/>
-          <w:color w:val="1C2B23"/>
-        </w:rPr>
-        <w:t xml:space="preserve"> ejecute el servicio con una cuenta de servicio dedicada, sin privilegios de administrador. Se configura en Servicios → Propiedades → Iniciar sesión, o con </w:t>
-      </w:r>
-      <w:r>
-        <w:rPr>
-          <w:rFonts w:ascii="Consolas" w:cs="Consolas" w:eastAsia="Consolas" w:hAnsi="Consolas"/>
-          <w:color w:val="004724"/>
-          <w:sz w:val="19"/>
-          <w:szCs w:val="19"/>
-          <w:shd w:fill="F2F7F5" w:color="auto" w:val="clear"/>
-        </w:rPr>
-        <w:t xml:space="preserve">nssm set SacDataLoader ObjectName</w:t>
-      </w:r>
-      <w:r>
-        <w:rPr>
-          <w:rFonts w:ascii="Calibri" w:cs="Calibri" w:eastAsia="Calibri" w:hAnsi="Calibri"/>
-          <w:color w:val="1C2B23"/>
-        </w:rPr>
-        <w:t xml:space="preserve">. Esa cuenta debe poder leer la carpeta y escribir en </w:t>
-      </w:r>
-      <w:r>
-        <w:rPr>
-          <w:rFonts w:ascii="Consolas" w:cs="Consolas" w:eastAsia="Consolas" w:hAnsi="Consolas"/>
-          <w:color w:val="004724"/>
-          <w:sz w:val="19"/>
-          <w:szCs w:val="19"/>
-          <w:shd w:fill="F2F7F5" w:color="auto" w:val="clear"/>
-        </w:rPr>
-        <w:t xml:space="preserve">logs\</w:t>
-      </w:r>
-      <w:r>
-        <w:rPr>
-          <w:rFonts w:ascii="Calibri" w:cs="Calibri" w:eastAsia="Calibri" w:hAnsi="Calibri"/>
-          <w:color w:val="1C2B23"/>
-        </w:rPr>
-        <w:t xml:space="preserve">.</w:t>
-      </w:r>
-    </w:p>
-    <w:p>
-      <w:pPr>
-        <w:pStyle w:val="Heading2"/>
-      </w:pPr>
-      <w:r>
-        <w:t xml:space="preserve">A3. Configurar IIS como proxy HTTPS</w:t>
       </w:r>
     </w:p>
     <w:p>
@@ -4284,7 +5609,7 @@
           <w:rFonts w:ascii="Calibri" w:cs="Calibri" w:eastAsia="Calibri" w:hAnsi="Calibri"/>
           <w:color w:val="1C2B23"/>
         </w:rPr>
-        <w:t xml:space="preserve">Instale el rol </w:t>
+        <w:t xml:space="preserve">En </w:t>
       </w:r>
       <w:r>
         <w:rPr>
@@ -4293,14 +5618,31 @@
           <w:bCs/>
           <w:color w:val="1C2B23"/>
         </w:rPr>
-        <w:t xml:space="preserve">IIS</w:t>
-      </w:r>
-      <w:r>
-        <w:rPr>
-          <w:rFonts w:ascii="Calibri" w:cs="Calibri" w:eastAsia="Calibri" w:hAnsi="Calibri"/>
-          <w:color w:val="1C2B23"/>
-        </w:rPr>
-        <w:t xml:space="preserve"> (Administrador del servidor → Agregar roles → </w:t>
+        <w:t xml:space="preserve">Servicios</w:t>
+      </w:r>
+      <w:r>
+        <w:rPr>
+          <w:rFonts w:ascii="Calibri" w:cs="Calibri" w:eastAsia="Calibri" w:hAnsi="Calibri"/>
+          <w:color w:val="1C2B23"/>
+        </w:rPr>
+        <w:t xml:space="preserve"> (</w:t>
+      </w:r>
+      <w:r>
+        <w:rPr>
+          <w:rFonts w:ascii="Consolas" w:cs="Consolas" w:eastAsia="Consolas" w:hAnsi="Consolas"/>
+          <w:color w:val="004724"/>
+          <w:sz w:val="19"/>
+          <w:szCs w:val="19"/>
+          <w:shd w:fill="F2F7F5" w:color="auto" w:val="clear"/>
+        </w:rPr>
+        <w:t xml:space="preserve">services.msc</w:t>
+      </w:r>
+      <w:r>
+        <w:rPr>
+          <w:rFonts w:ascii="Calibri" w:cs="Calibri" w:eastAsia="Calibri" w:hAnsi="Calibri"/>
+          <w:color w:val="1C2B23"/>
+        </w:rPr>
+        <w:t xml:space="preserve">) debe aparecer </w:t>
       </w:r>
       <w:r>
         <w:rPr>
@@ -4309,14 +5651,46 @@
           <w:iCs/>
           <w:color w:val="1C2B23"/>
         </w:rPr>
-        <w:t xml:space="preserve">Servidor web (IIS)</w:t>
-      </w:r>
-      <w:r>
-        <w:rPr>
-          <w:rFonts w:ascii="Calibri" w:cs="Calibri" w:eastAsia="Calibri" w:hAnsi="Calibri"/>
-          <w:color w:val="1C2B23"/>
-        </w:rPr>
-        <w:t xml:space="preserve">).</w:t>
+        <w:t xml:space="preserve">Cargador de datos a SAC - Ciudad Limpia</w:t>
+      </w:r>
+      <w:r>
+        <w:rPr>
+          <w:rFonts w:ascii="Calibri" w:cs="Calibri" w:eastAsia="Calibri" w:hAnsi="Calibri"/>
+          <w:color w:val="1C2B23"/>
+        </w:rPr>
+        <w:t xml:space="preserve"> en estado </w:t>
+      </w:r>
+      <w:r>
+        <w:rPr>
+          <w:rFonts w:ascii="Calibri" w:cs="Calibri" w:eastAsia="Calibri" w:hAnsi="Calibri"/>
+          <w:b/>
+          <w:bCs/>
+          <w:color w:val="1C2B23"/>
+        </w:rPr>
+        <w:t xml:space="preserve">En ejecución</w:t>
+      </w:r>
+      <w:r>
+        <w:rPr>
+          <w:rFonts w:ascii="Calibri" w:cs="Calibri" w:eastAsia="Calibri" w:hAnsi="Calibri"/>
+          <w:color w:val="1C2B23"/>
+        </w:rPr>
+        <w:t xml:space="preserve"> e </w:t>
+      </w:r>
+      <w:r>
+        <w:rPr>
+          <w:rFonts w:ascii="Calibri" w:cs="Calibri" w:eastAsia="Calibri" w:hAnsi="Calibri"/>
+          <w:b/>
+          <w:bCs/>
+          <w:color w:val="1C2B23"/>
+        </w:rPr>
+        <w:t xml:space="preserve">inicio automático</w:t>
+      </w:r>
+      <w:r>
+        <w:rPr>
+          <w:rFonts w:ascii="Calibri" w:cs="Calibri" w:eastAsia="Calibri" w:hAnsi="Calibri"/>
+          <w:color w:val="1C2B23"/>
+        </w:rPr>
+        <w:t xml:space="preserve">.</w:t>
       </w:r>
     </w:p>
     <w:p>
@@ -4331,6 +5705,123 @@
       <w:r>
         <w:rPr>
           <w:rFonts w:ascii="Calibri" w:cs="Calibri" w:eastAsia="Calibri" w:hAnsi="Calibri"/>
+          <w:b/>
+          <w:bCs/>
+          <w:color w:val="1C2B23"/>
+        </w:rPr>
+        <w:t xml:space="preserve">Recomendado:</w:t>
+      </w:r>
+      <w:r>
+        <w:rPr>
+          <w:rFonts w:ascii="Calibri" w:cs="Calibri" w:eastAsia="Calibri" w:hAnsi="Calibri"/>
+          <w:color w:val="1C2B23"/>
+        </w:rPr>
+        <w:t xml:space="preserve"> ejecute el servicio con una cuenta de servicio dedicada, sin privilegios de administrador. Se configura en Servicios → Propiedades → Iniciar sesión, o con </w:t>
+      </w:r>
+      <w:r>
+        <w:rPr>
+          <w:rFonts w:ascii="Consolas" w:cs="Consolas" w:eastAsia="Consolas" w:hAnsi="Consolas"/>
+          <w:color w:val="004724"/>
+          <w:sz w:val="19"/>
+          <w:szCs w:val="19"/>
+          <w:shd w:fill="F2F7F5" w:color="auto" w:val="clear"/>
+        </w:rPr>
+        <w:t xml:space="preserve">nssm set SacDataLoader ObjectName</w:t>
+      </w:r>
+      <w:r>
+        <w:rPr>
+          <w:rFonts w:ascii="Calibri" w:cs="Calibri" w:eastAsia="Calibri" w:hAnsi="Calibri"/>
+          <w:color w:val="1C2B23"/>
+        </w:rPr>
+        <w:t xml:space="preserve">. Esa cuenta debe poder leer la carpeta y escribir en </w:t>
+      </w:r>
+      <w:r>
+        <w:rPr>
+          <w:rFonts w:ascii="Consolas" w:cs="Consolas" w:eastAsia="Consolas" w:hAnsi="Consolas"/>
+          <w:color w:val="004724"/>
+          <w:sz w:val="19"/>
+          <w:szCs w:val="19"/>
+          <w:shd w:fill="F2F7F5" w:color="auto" w:val="clear"/>
+        </w:rPr>
+        <w:t xml:space="preserve">logs\</w:t>
+      </w:r>
+      <w:r>
+        <w:rPr>
+          <w:rFonts w:ascii="Calibri" w:cs="Calibri" w:eastAsia="Calibri" w:hAnsi="Calibri"/>
+          <w:color w:val="1C2B23"/>
+        </w:rPr>
+        <w:t xml:space="preserve">.</w:t>
+      </w:r>
+    </w:p>
+    <w:p>
+      <w:pPr>
+        <w:pStyle w:val="Heading2"/>
+      </w:pPr>
+      <w:r>
+        <w:t xml:space="preserve">A3. Configurar IIS como proxy HTTPS</w:t>
+      </w:r>
+    </w:p>
+    <w:p>
+      <w:pPr>
+        <w:pStyle w:val="ListParagraph"/>
+        <w:numPr>
+          <w:ilvl w:val="0"/>
+          <w:numId w:val="7"/>
+        </w:numPr>
+        <w:spacing w:after="50" w:before="30"/>
+      </w:pPr>
+      <w:r>
+        <w:rPr>
+          <w:rFonts w:ascii="Calibri" w:cs="Calibri" w:eastAsia="Calibri" w:hAnsi="Calibri"/>
+          <w:color w:val="1C2B23"/>
+        </w:rPr>
+        <w:t xml:space="preserve">Instale el rol </w:t>
+      </w:r>
+      <w:r>
+        <w:rPr>
+          <w:rFonts w:ascii="Calibri" w:cs="Calibri" w:eastAsia="Calibri" w:hAnsi="Calibri"/>
+          <w:b/>
+          <w:bCs/>
+          <w:color w:val="1C2B23"/>
+        </w:rPr>
+        <w:t xml:space="preserve">IIS</w:t>
+      </w:r>
+      <w:r>
+        <w:rPr>
+          <w:rFonts w:ascii="Calibri" w:cs="Calibri" w:eastAsia="Calibri" w:hAnsi="Calibri"/>
+          <w:color w:val="1C2B23"/>
+        </w:rPr>
+        <w:t xml:space="preserve"> (Administrador del servidor → Agregar roles → </w:t>
+      </w:r>
+      <w:r>
+        <w:rPr>
+          <w:rFonts w:ascii="Calibri" w:cs="Calibri" w:eastAsia="Calibri" w:hAnsi="Calibri"/>
+          <w:i/>
+          <w:iCs/>
+          <w:color w:val="1C2B23"/>
+        </w:rPr>
+        <w:t xml:space="preserve">Servidor web (IIS)</w:t>
+      </w:r>
+      <w:r>
+        <w:rPr>
+          <w:rFonts w:ascii="Calibri" w:cs="Calibri" w:eastAsia="Calibri" w:hAnsi="Calibri"/>
+          <w:color w:val="1C2B23"/>
+        </w:rPr>
+        <w:t xml:space="preserve">).</w:t>
+      </w:r>
+    </w:p>
+    <w:p>
+      <w:pPr>
+        <w:pStyle w:val="ListParagraph"/>
+        <w:numPr>
+          <w:ilvl w:val="0"/>
+          <w:numId w:val="7"/>
+        </w:numPr>
+        <w:spacing w:after="50" w:before="30"/>
+      </w:pPr>
+      <w:r>
+        <w:rPr>
+          <w:rFonts w:ascii="Calibri" w:cs="Calibri" w:eastAsia="Calibri" w:hAnsi="Calibri"/>
           <w:color w:val="1C2B23"/>
         </w:rPr>
         <w:t xml:space="preserve">Instale los módulos de Microsoft </w:t>
@@ -4377,7 +5868,7 @@
         </w:numPr>
         <w:spacing w:after="40" w:before="20"/>
       </w:pPr>
-      <w:hyperlink w:history="1" r:id="rIdeynafq3nw_hg-2levtt8e">
+      <w:hyperlink w:history="1" r:id="rIdeoiemh22kbbbglv_7ct-s">
         <w:r>
           <w:rPr>
             <w:rStyle w:val="Hyperlink"/>
@@ -4396,7 +5887,7 @@
         </w:numPr>
         <w:spacing w:after="40" w:before="20"/>
       </w:pPr>
-      <w:hyperlink w:history="1" r:id="rIdjlp2hm_fluytnwly7am7q">
+      <w:hyperlink w:history="1" r:id="rId8vcrnurnh6zajvrfddjvs">
         <w:r>
           <w:rPr>
             <w:rStyle w:val="Hyperlink"/>
@@ -4411,39 +5902,6 @@
         <w:pStyle w:val="ListParagraph"/>
         <w:numPr>
           <w:ilvl w:val="0"/>
-          <w:numId w:val="6"/>
-        </w:numPr>
-        <w:spacing w:after="50" w:before="30"/>
-      </w:pPr>
-      <w:r>
-        <w:rPr>
-          <w:rFonts w:ascii="Calibri" w:cs="Calibri" w:eastAsia="Calibri" w:hAnsi="Calibri"/>
-          <w:color w:val="1C2B23"/>
-        </w:rPr>
-        <w:t xml:space="preserve">En el Administrador de IIS, en el </w:t>
-      </w:r>
-      <w:r>
-        <w:rPr>
-          <w:rFonts w:ascii="Calibri" w:cs="Calibri" w:eastAsia="Calibri" w:hAnsi="Calibri"/>
-          <w:b/>
-          <w:bCs/>
-          <w:color w:val="1C2B23"/>
-        </w:rPr>
-        <w:t xml:space="preserve">nodo del servidor</w:t>
-      </w:r>
-      <w:r>
-        <w:rPr>
-          <w:rFonts w:ascii="Calibri" w:cs="Calibri" w:eastAsia="Calibri" w:hAnsi="Calibri"/>
-          <w:color w:val="1C2B23"/>
-        </w:rPr>
-        <w:t xml:space="preserve">:</w:t>
-      </w:r>
-    </w:p>
-    <w:p>
-      <w:pPr>
-        <w:pStyle w:val="ListParagraph"/>
-        <w:numPr>
-          <w:ilvl w:val="1"/>
           <w:numId w:val="7"/>
         </w:numPr>
         <w:spacing w:after="50" w:before="30"/>
@@ -4453,7 +5911,7 @@
           <w:rFonts w:ascii="Calibri" w:cs="Calibri" w:eastAsia="Calibri" w:hAnsi="Calibri"/>
           <w:color w:val="1C2B23"/>
         </w:rPr>
-        <w:t xml:space="preserve">Abra </w:t>
+        <w:t xml:space="preserve">En el Administrador de IIS, en el </w:t>
       </w:r>
       <w:r>
         <w:rPr>
@@ -4462,130 +5920,14 @@
           <w:bCs/>
           <w:color w:val="1C2B23"/>
         </w:rPr>
-        <w:t xml:space="preserve">Application Request Routing Cache → Server Proxy Settings…</w:t>
-      </w:r>
-      <w:r>
-        <w:rPr>
-          <w:rFonts w:ascii="Calibri" w:cs="Calibri" w:eastAsia="Calibri" w:hAnsi="Calibri"/>
-          <w:color w:val="1C2B23"/>
-        </w:rPr>
-        <w:t xml:space="preserve">.</w:t>
-      </w:r>
-    </w:p>
-    <w:p>
-      <w:pPr>
-        <w:pStyle w:val="ListParagraph"/>
-        <w:numPr>
-          <w:ilvl w:val="1"/>
-          <w:numId w:val="7"/>
-        </w:numPr>
-        <w:spacing w:after="50" w:before="30"/>
-      </w:pPr>
-      <w:r>
-        <w:rPr>
-          <w:rFonts w:ascii="Calibri" w:cs="Calibri" w:eastAsia="Calibri" w:hAnsi="Calibri"/>
-          <w:color w:val="1C2B23"/>
-        </w:rPr>
-        <w:t xml:space="preserve">Marque </w:t>
-      </w:r>
-      <w:r>
-        <w:rPr>
-          <w:rFonts w:ascii="Calibri" w:cs="Calibri" w:eastAsia="Calibri" w:hAnsi="Calibri"/>
-          <w:b/>
-          <w:bCs/>
-          <w:color w:val="1C2B23"/>
-        </w:rPr>
-        <w:t xml:space="preserve">Enable proxy</w:t>
-      </w:r>
-      <w:r>
-        <w:rPr>
-          <w:rFonts w:ascii="Calibri" w:cs="Calibri" w:eastAsia="Calibri" w:hAnsi="Calibri"/>
-          <w:color w:val="1C2B23"/>
-        </w:rPr>
-        <w:t xml:space="preserve">.</w:t>
-      </w:r>
-    </w:p>
-    <w:p>
-      <w:pPr>
-        <w:pStyle w:val="ListParagraph"/>
-        <w:numPr>
-          <w:ilvl w:val="1"/>
-          <w:numId w:val="7"/>
-        </w:numPr>
-        <w:spacing w:after="50" w:before="30"/>
-      </w:pPr>
-      <w:r>
-        <w:rPr>
-          <w:rFonts w:ascii="Calibri" w:cs="Calibri" w:eastAsia="Calibri" w:hAnsi="Calibri"/>
-          <w:color w:val="1C2B23"/>
-        </w:rPr>
-        <w:t xml:space="preserve">Ponga </w:t>
-      </w:r>
-      <w:r>
-        <w:rPr>
-          <w:rFonts w:ascii="Calibri" w:cs="Calibri" w:eastAsia="Calibri" w:hAnsi="Calibri"/>
-          <w:b/>
-          <w:bCs/>
-          <w:color w:val="1C2B23"/>
-        </w:rPr>
-        <w:t xml:space="preserve">Time-out (seconds) = 300</w:t>
-      </w:r>
-      <w:r>
-        <w:rPr>
-          <w:rFonts w:ascii="Calibri" w:cs="Calibri" w:eastAsia="Calibri" w:hAnsi="Calibri"/>
-          <w:color w:val="1C2B23"/>
-        </w:rPr>
-        <w:t xml:space="preserve">.</w:t>
-      </w:r>
-    </w:p>
-    <w:p>
-      <w:pPr>
-        <w:pStyle w:val="ListParagraph"/>
-        <w:numPr>
-          <w:ilvl w:val="1"/>
-          <w:numId w:val="7"/>
-        </w:numPr>
-        <w:spacing w:after="50" w:before="30"/>
-      </w:pPr>
-      <w:r>
-        <w:rPr>
-          <w:rFonts w:ascii="Calibri" w:cs="Calibri" w:eastAsia="Calibri" w:hAnsi="Calibri"/>
-          <w:color w:val="1C2B23"/>
-        </w:rPr>
-        <w:t xml:space="preserve">Pulse </w:t>
-      </w:r>
-      <w:r>
-        <w:rPr>
-          <w:rFonts w:ascii="Calibri" w:cs="Calibri" w:eastAsia="Calibri" w:hAnsi="Calibri"/>
-          <w:b/>
-          <w:bCs/>
-          <w:color w:val="1C2B23"/>
-        </w:rPr>
-        <w:t xml:space="preserve">Aplicar</w:t>
-      </w:r>
-      <w:r>
-        <w:rPr>
-          <w:rFonts w:ascii="Calibri" w:cs="Calibri" w:eastAsia="Calibri" w:hAnsi="Calibri"/>
-          <w:color w:val="1C2B23"/>
-        </w:rPr>
-        <w:t xml:space="preserve">.</w:t>
-      </w:r>
-    </w:p>
-    <w:p>
-      <w:pPr>
-        <w:pStyle w:val="ListParagraph"/>
-        <w:numPr>
-          <w:ilvl w:val="0"/>
-          <w:numId w:val="6"/>
-        </w:numPr>
-        <w:spacing w:after="50" w:before="30"/>
-      </w:pPr>
-      <w:r>
-        <w:rPr>
-          <w:rFonts w:ascii="Calibri" w:cs="Calibri" w:eastAsia="Calibri" w:hAnsi="Calibri"/>
-          <w:color w:val="1C2B23"/>
-        </w:rPr>
-        <w:t xml:space="preserve">Todavía en el nodo del servidor:</w:t>
+        <w:t xml:space="preserve">nodo del servidor</w:t>
+      </w:r>
+      <w:r>
+        <w:rPr>
+          <w:rFonts w:ascii="Calibri" w:cs="Calibri" w:eastAsia="Calibri" w:hAnsi="Calibri"/>
+          <w:color w:val="1C2B23"/>
+        </w:rPr>
+        <w:t xml:space="preserve">:</w:t>
       </w:r>
     </w:p>
     <w:p>
@@ -4611,7 +5953,7 @@
           <w:bCs/>
           <w:color w:val="1C2B23"/>
         </w:rPr>
-        <w:t xml:space="preserve">URL Rewrite → View Server Variables… → Add…</w:t>
+        <w:t xml:space="preserve">Application Request Routing Cache → Server Proxy Settings…</w:t>
       </w:r>
       <w:r>
         <w:rPr>
@@ -4635,6 +5977,155 @@
           <w:rFonts w:ascii="Calibri" w:cs="Calibri" w:eastAsia="Calibri" w:hAnsi="Calibri"/>
           <w:color w:val="1C2B23"/>
         </w:rPr>
+        <w:t xml:space="preserve">Marque </w:t>
+      </w:r>
+      <w:r>
+        <w:rPr>
+          <w:rFonts w:ascii="Calibri" w:cs="Calibri" w:eastAsia="Calibri" w:hAnsi="Calibri"/>
+          <w:b/>
+          <w:bCs/>
+          <w:color w:val="1C2B23"/>
+        </w:rPr>
+        <w:t xml:space="preserve">Enable proxy</w:t>
+      </w:r>
+      <w:r>
+        <w:rPr>
+          <w:rFonts w:ascii="Calibri" w:cs="Calibri" w:eastAsia="Calibri" w:hAnsi="Calibri"/>
+          <w:color w:val="1C2B23"/>
+        </w:rPr>
+        <w:t xml:space="preserve">.</w:t>
+      </w:r>
+    </w:p>
+    <w:p>
+      <w:pPr>
+        <w:pStyle w:val="ListParagraph"/>
+        <w:numPr>
+          <w:ilvl w:val="1"/>
+          <w:numId w:val="8"/>
+        </w:numPr>
+        <w:spacing w:after="50" w:before="30"/>
+      </w:pPr>
+      <w:r>
+        <w:rPr>
+          <w:rFonts w:ascii="Calibri" w:cs="Calibri" w:eastAsia="Calibri" w:hAnsi="Calibri"/>
+          <w:color w:val="1C2B23"/>
+        </w:rPr>
+        <w:t xml:space="preserve">Ponga </w:t>
+      </w:r>
+      <w:r>
+        <w:rPr>
+          <w:rFonts w:ascii="Calibri" w:cs="Calibri" w:eastAsia="Calibri" w:hAnsi="Calibri"/>
+          <w:b/>
+          <w:bCs/>
+          <w:color w:val="1C2B23"/>
+        </w:rPr>
+        <w:t xml:space="preserve">Time-out (seconds) = 300</w:t>
+      </w:r>
+      <w:r>
+        <w:rPr>
+          <w:rFonts w:ascii="Calibri" w:cs="Calibri" w:eastAsia="Calibri" w:hAnsi="Calibri"/>
+          <w:color w:val="1C2B23"/>
+        </w:rPr>
+        <w:t xml:space="preserve">.</w:t>
+      </w:r>
+    </w:p>
+    <w:p>
+      <w:pPr>
+        <w:pStyle w:val="ListParagraph"/>
+        <w:numPr>
+          <w:ilvl w:val="1"/>
+          <w:numId w:val="8"/>
+        </w:numPr>
+        <w:spacing w:after="50" w:before="30"/>
+      </w:pPr>
+      <w:r>
+        <w:rPr>
+          <w:rFonts w:ascii="Calibri" w:cs="Calibri" w:eastAsia="Calibri" w:hAnsi="Calibri"/>
+          <w:color w:val="1C2B23"/>
+        </w:rPr>
+        <w:t xml:space="preserve">Pulse </w:t>
+      </w:r>
+      <w:r>
+        <w:rPr>
+          <w:rFonts w:ascii="Calibri" w:cs="Calibri" w:eastAsia="Calibri" w:hAnsi="Calibri"/>
+          <w:b/>
+          <w:bCs/>
+          <w:color w:val="1C2B23"/>
+        </w:rPr>
+        <w:t xml:space="preserve">Aplicar</w:t>
+      </w:r>
+      <w:r>
+        <w:rPr>
+          <w:rFonts w:ascii="Calibri" w:cs="Calibri" w:eastAsia="Calibri" w:hAnsi="Calibri"/>
+          <w:color w:val="1C2B23"/>
+        </w:rPr>
+        <w:t xml:space="preserve">.</w:t>
+      </w:r>
+    </w:p>
+    <w:p>
+      <w:pPr>
+        <w:pStyle w:val="ListParagraph"/>
+        <w:numPr>
+          <w:ilvl w:val="0"/>
+          <w:numId w:val="7"/>
+        </w:numPr>
+        <w:spacing w:after="50" w:before="30"/>
+      </w:pPr>
+      <w:r>
+        <w:rPr>
+          <w:rFonts w:ascii="Calibri" w:cs="Calibri" w:eastAsia="Calibri" w:hAnsi="Calibri"/>
+          <w:color w:val="1C2B23"/>
+        </w:rPr>
+        <w:t xml:space="preserve">Todavía en el nodo del servidor:</w:t>
+      </w:r>
+    </w:p>
+    <w:p>
+      <w:pPr>
+        <w:pStyle w:val="ListParagraph"/>
+        <w:numPr>
+          <w:ilvl w:val="1"/>
+          <w:numId w:val="9"/>
+        </w:numPr>
+        <w:spacing w:after="50" w:before="30"/>
+      </w:pPr>
+      <w:r>
+        <w:rPr>
+          <w:rFonts w:ascii="Calibri" w:cs="Calibri" w:eastAsia="Calibri" w:hAnsi="Calibri"/>
+          <w:color w:val="1C2B23"/>
+        </w:rPr>
+        <w:t xml:space="preserve">Abra </w:t>
+      </w:r>
+      <w:r>
+        <w:rPr>
+          <w:rFonts w:ascii="Calibri" w:cs="Calibri" w:eastAsia="Calibri" w:hAnsi="Calibri"/>
+          <w:b/>
+          <w:bCs/>
+          <w:color w:val="1C2B23"/>
+        </w:rPr>
+        <w:t xml:space="preserve">URL Rewrite → View Server Variables… → Add…</w:t>
+      </w:r>
+      <w:r>
+        <w:rPr>
+          <w:rFonts w:ascii="Calibri" w:cs="Calibri" w:eastAsia="Calibri" w:hAnsi="Calibri"/>
+          <w:color w:val="1C2B23"/>
+        </w:rPr>
+        <w:t xml:space="preserve">.</w:t>
+      </w:r>
+    </w:p>
+    <w:p>
+      <w:pPr>
+        <w:pStyle w:val="ListParagraph"/>
+        <w:numPr>
+          <w:ilvl w:val="1"/>
+          <w:numId w:val="9"/>
+        </w:numPr>
+        <w:spacing w:after="50" w:before="30"/>
+      </w:pPr>
+      <w:r>
+        <w:rPr>
+          <w:rFonts w:ascii="Calibri" w:cs="Calibri" w:eastAsia="Calibri" w:hAnsi="Calibri"/>
+          <w:color w:val="1C2B23"/>
+        </w:rPr>
         <w:t xml:space="preserve">Agregue </w:t>
       </w:r>
       <w:r>
@@ -4660,7 +6151,7 @@
         <w:pStyle w:val="ListParagraph"/>
         <w:numPr>
           <w:ilvl w:val="0"/>
-          <w:numId w:val="6"/>
+          <w:numId w:val="7"/>
         </w:numPr>
         <w:spacing w:after="50" w:before="30"/>
       </w:pPr>
@@ -4779,7 +6270,7 @@
         <w:pStyle w:val="ListParagraph"/>
         <w:numPr>
           <w:ilvl w:val="0"/>
-          <w:numId w:val="6"/>
+          <w:numId w:val="7"/>
         </w:numPr>
         <w:spacing w:after="50" w:before="30"/>
       </w:pPr>
@@ -4830,7 +6321,7 @@
         <w:pStyle w:val="ListParagraph"/>
         <w:numPr>
           <w:ilvl w:val="0"/>
-          <w:numId w:val="6"/>
+          <w:numId w:val="7"/>
         </w:numPr>
         <w:spacing w:after="50" w:before="30"/>
       </w:pPr>
@@ -5623,7 +7114,7 @@
         <w:pStyle w:val="ListParagraph"/>
         <w:numPr>
           <w:ilvl w:val="0"/>
-          <w:numId w:val="9"/>
+          <w:numId w:val="10"/>
         </w:numPr>
         <w:spacing w:after="50" w:before="30"/>
       </w:pPr>
@@ -5677,7 +7168,7 @@
         <w:pStyle w:val="ListParagraph"/>
         <w:numPr>
           <w:ilvl w:val="0"/>
-          <w:numId w:val="9"/>
+          <w:numId w:val="10"/>
         </w:numPr>
         <w:spacing w:after="50" w:before="30"/>
       </w:pPr>
@@ -5828,7 +7319,7 @@
         <w:pStyle w:val="ListParagraph"/>
         <w:numPr>
           <w:ilvl w:val="0"/>
-          <w:numId w:val="9"/>
+          <w:numId w:val="10"/>
         </w:numPr>
         <w:spacing w:after="50" w:before="30"/>
       </w:pPr>
@@ -5971,7 +7462,7 @@
         <w:pStyle w:val="ListParagraph"/>
         <w:numPr>
           <w:ilvl w:val="0"/>
-          <w:numId w:val="9"/>
+          <w:numId w:val="10"/>
         </w:numPr>
         <w:spacing w:after="50" w:before="30"/>
       </w:pPr>
@@ -7610,7 +9101,7 @@
         <w:pStyle w:val="ListParagraph"/>
         <w:numPr>
           <w:ilvl w:val="0"/>
-          <w:numId w:val="10"/>
+          <w:numId w:val="11"/>
         </w:numPr>
         <w:spacing w:after="50" w:before="30"/>
       </w:pPr>
@@ -7636,7 +9127,7 @@
         <w:pStyle w:val="ListParagraph"/>
         <w:numPr>
           <w:ilvl w:val="0"/>
-          <w:numId w:val="10"/>
+          <w:numId w:val="11"/>
         </w:numPr>
         <w:spacing w:after="50" w:before="30"/>
       </w:pPr>
@@ -7687,7 +9178,7 @@
         <w:pStyle w:val="ListParagraph"/>
         <w:numPr>
           <w:ilvl w:val="0"/>
-          <w:numId w:val="10"/>
+          <w:numId w:val="11"/>
         </w:numPr>
         <w:spacing w:after="50" w:before="30"/>
       </w:pPr>
@@ -7758,7 +9249,7 @@
         <w:pStyle w:val="ListParagraph"/>
         <w:numPr>
           <w:ilvl w:val="0"/>
-          <w:numId w:val="10"/>
+          <w:numId w:val="11"/>
         </w:numPr>
         <w:spacing w:after="50" w:before="30"/>
       </w:pPr>
@@ -7824,7 +9315,7 @@
         <w:pStyle w:val="ListParagraph"/>
         <w:numPr>
           <w:ilvl w:val="0"/>
-          <w:numId w:val="10"/>
+          <w:numId w:val="11"/>
         </w:numPr>
         <w:spacing w:after="50" w:before="30"/>
       </w:pPr>
@@ -7912,7 +9403,7 @@
         <w:pStyle w:val="ListParagraph"/>
         <w:numPr>
           <w:ilvl w:val="0"/>
-          <w:numId w:val="10"/>
+          <w:numId w:val="11"/>
         </w:numPr>
         <w:spacing w:after="50" w:before="30"/>
       </w:pPr>
@@ -7963,7 +9454,7 @@
         <w:pStyle w:val="ListParagraph"/>
         <w:numPr>
           <w:ilvl w:val="0"/>
-          <w:numId w:val="10"/>
+          <w:numId w:val="11"/>
         </w:numPr>
         <w:spacing w:after="50" w:before="30"/>
       </w:pPr>
@@ -10265,6 +11756,12 @@
     </w:lvlOverride>
   </w:num>
   <w:num w:numId="10">
+    <w:abstractNumId w:val="3"/>
+    <w:lvlOverride w:ilvl="0">
+      <w:startOverride w:val="1"/>
+    </w:lvlOverride>
+  </w:num>
+  <w:num w:numId="11">
     <w:abstractNumId w:val="3"/>
     <w:lvlOverride w:ilvl="0">
       <w:startOverride w:val="1"/>

--- a/sac-data-loader/docs/Guia_Despliegue_Cargador_SAC.docx
+++ b/sac-data-loader/docs/Guia_Despliegue_Cargador_SAC.docx
@@ -194,7 +194,7 @@
           <w:sz w:val="20"/>
           <w:szCs w:val="20"/>
         </w:rPr>
-        <w:t xml:space="preserve">Versión 1.1 · 25 de septiembre de 2026</w:t>
+        <w:t xml:space="preserve">Versión 1.2 · 25 de septiembre de 2026</w:t>
       </w:r>
     </w:p>
     <w:p>
@@ -560,8 +560,8 @@
         </w:tblBorders>
       </w:tblPr>
       <w:tblGrid>
-        <w:gridCol w:w="2605"/>
-        <w:gridCol w:w="7035"/>
+        <w:gridCol w:w="2586"/>
+        <w:gridCol w:w="7054"/>
       </w:tblGrid>
       <w:tr>
         <w:trPr>
@@ -570,7 +570,7 @@
         </w:trPr>
         <w:tc>
           <w:tcPr>
-            <w:tcW w:type="dxa" w:w="2605"/>
+            <w:tcW w:type="dxa" w:w="2586"/>
             <w:tcBorders>
               <w:top w:val="single" w:color="D6E3DC" w:sz="4"/>
               <w:left w:val="single" w:color="D6E3DC" w:sz="4"/>
@@ -604,7 +604,7 @@
         </w:tc>
         <w:tc>
           <w:tcPr>
-            <w:tcW w:type="dxa" w:w="7035"/>
+            <w:tcW w:type="dxa" w:w="7054"/>
             <w:tcBorders>
               <w:top w:val="single" w:color="D6E3DC" w:sz="4"/>
               <w:left w:val="single" w:color="D6E3DC" w:sz="4"/>
@@ -643,7 +643,7 @@
         </w:trPr>
         <w:tc>
           <w:tcPr>
-            <w:tcW w:type="dxa" w:w="2605"/>
+            <w:tcW w:type="dxa" w:w="2586"/>
             <w:tcBorders>
               <w:top w:val="single" w:color="D6E3DC" w:sz="4"/>
               <w:left w:val="single" w:color="D6E3DC" w:sz="4"/>
@@ -677,7 +677,7 @@
         </w:tc>
         <w:tc>
           <w:tcPr>
-            <w:tcW w:type="dxa" w:w="7035"/>
+            <w:tcW w:type="dxa" w:w="7054"/>
             <w:tcBorders>
               <w:top w:val="single" w:color="D6E3DC" w:sz="4"/>
               <w:left w:val="single" w:color="D6E3DC" w:sz="4"/>
@@ -714,7 +714,7 @@
         </w:trPr>
         <w:tc>
           <w:tcPr>
-            <w:tcW w:type="dxa" w:w="2605"/>
+            <w:tcW w:type="dxa" w:w="2586"/>
             <w:tcBorders>
               <w:top w:val="single" w:color="D6E3DC" w:sz="4"/>
               <w:left w:val="single" w:color="D6E3DC" w:sz="4"/>
@@ -748,7 +748,7 @@
         </w:tc>
         <w:tc>
           <w:tcPr>
-            <w:tcW w:type="dxa" w:w="7035"/>
+            <w:tcW w:type="dxa" w:w="7054"/>
             <w:tcBorders>
               <w:top w:val="single" w:color="D6E3DC" w:sz="4"/>
               <w:left w:val="single" w:color="D6E3DC" w:sz="4"/>
@@ -785,7 +785,7 @@
         </w:trPr>
         <w:tc>
           <w:tcPr>
-            <w:tcW w:type="dxa" w:w="2605"/>
+            <w:tcW w:type="dxa" w:w="2586"/>
             <w:tcBorders>
               <w:top w:val="single" w:color="D6E3DC" w:sz="4"/>
               <w:left w:val="single" w:color="D6E3DC" w:sz="4"/>
@@ -819,7 +819,7 @@
         </w:tc>
         <w:tc>
           <w:tcPr>
-            <w:tcW w:type="dxa" w:w="7035"/>
+            <w:tcW w:type="dxa" w:w="7054"/>
             <w:tcBorders>
               <w:top w:val="single" w:color="D6E3DC" w:sz="4"/>
               <w:left w:val="single" w:color="D6E3DC" w:sz="4"/>
@@ -856,7 +856,7 @@
         </w:trPr>
         <w:tc>
           <w:tcPr>
-            <w:tcW w:type="dxa" w:w="2605"/>
+            <w:tcW w:type="dxa" w:w="2586"/>
             <w:tcBorders>
               <w:top w:val="single" w:color="D6E3DC" w:sz="4"/>
               <w:left w:val="single" w:color="D6E3DC" w:sz="4"/>
@@ -890,7 +890,7 @@
         </w:tc>
         <w:tc>
           <w:tcPr>
-            <w:tcW w:type="dxa" w:w="7035"/>
+            <w:tcW w:type="dxa" w:w="7054"/>
             <w:tcBorders>
               <w:top w:val="single" w:color="D6E3DC" w:sz="4"/>
               <w:left w:val="single" w:color="D6E3DC" w:sz="4"/>
@@ -917,6 +917,77 @@
                 <w:szCs w:val="18"/>
               </w:rPr>
               <w:t xml:space="preserve">Si TI ya opera contenedores</w:t>
+            </w:r>
+          </w:p>
+        </w:tc>
+      </w:tr>
+      <w:tr>
+        <w:trPr>
+          <w:cantSplit/>
+        </w:trPr>
+        <w:tc>
+          <w:tcPr>
+            <w:tcW w:type="dxa" w:w="2586"/>
+            <w:tcBorders>
+              <w:top w:val="single" w:color="D6E3DC" w:sz="4"/>
+              <w:left w:val="single" w:color="D6E3DC" w:sz="4"/>
+              <w:bottom w:val="single" w:color="D6E3DC" w:sz="4"/>
+              <w:right w:val="single" w:color="D6E3DC" w:sz="4"/>
+            </w:tcBorders>
+            <w:shd w:fill="FFFFFF" w:color="auto" w:val="clear"/>
+            <w:tcMar>
+              <w:top w:type="dxa" w:w="60"/>
+              <w:left w:type="dxa" w:w="100"/>
+              <w:bottom w:type="dxa" w:w="60"/>
+              <w:right w:type="dxa" w:w="100"/>
+            </w:tcMar>
+          </w:tcPr>
+          <w:p>
+            <w:pPr>
+              <w:spacing w:after="0" w:before="0"/>
+            </w:pPr>
+            <w:r>
+              <w:rPr>
+                <w:rFonts w:ascii="Calibri" w:cs="Calibri" w:eastAsia="Calibri" w:hAnsi="Calibri"/>
+                <w:b/>
+                <w:bCs/>
+                <w:color w:val="1C2B23"/>
+                <w:sz w:val="18"/>
+                <w:szCs w:val="18"/>
+              </w:rPr>
+              <w:t xml:space="preserve">E. Computador de cada usuario</w:t>
+            </w:r>
+          </w:p>
+        </w:tc>
+        <w:tc>
+          <w:tcPr>
+            <w:tcW w:type="dxa" w:w="7054"/>
+            <w:tcBorders>
+              <w:top w:val="single" w:color="D6E3DC" w:sz="4"/>
+              <w:left w:val="single" w:color="D6E3DC" w:sz="4"/>
+              <w:bottom w:val="single" w:color="D6E3DC" w:sz="4"/>
+              <w:right w:val="single" w:color="D6E3DC" w:sz="4"/>
+            </w:tcBorders>
+            <w:shd w:fill="FFFFFF" w:color="auto" w:val="clear"/>
+            <w:tcMar>
+              <w:top w:type="dxa" w:w="60"/>
+              <w:left w:type="dxa" w:w="100"/>
+              <w:bottom w:type="dxa" w:w="60"/>
+              <w:right w:type="dxa" w:w="100"/>
+            </w:tcMar>
+          </w:tcPr>
+          <w:p>
+            <w:pPr>
+              <w:spacing w:after="0" w:before="0"/>
+            </w:pPr>
+            <w:r>
+              <w:rPr>
+                <w:rFonts w:ascii="Calibri" w:cs="Calibri" w:eastAsia="Calibri" w:hAnsi="Calibri"/>
+                <w:color w:val="1C2B23"/>
+                <w:sz w:val="18"/>
+                <w:szCs w:val="18"/>
+              </w:rPr>
+              <w:t xml:space="preserve">Pocos usuarios o mientras no haya servidor. Instalador con doble clic, sin permisos de administrador</w:t>
             </w:r>
           </w:p>
         </w:tc>
@@ -1492,7 +1563,7 @@
               </w:rPr>
               <w:t xml:space="preserve"> de 64 bits (</w:t>
             </w:r>
-            <w:hyperlink w:history="1" r:id="rId9fif5lh7gqbexua2ppp5y">
+            <w:hyperlink w:history="1" r:id="rIdlj7lp6ioynb12sxjxg6st">
               <w:r>
                 <w:rPr>
                   <w:rStyle w:val="Hyperlink"/>
@@ -5042,7 +5113,7 @@
         </w:rPr>
         <w:t xml:space="preserve"> desde </w:t>
       </w:r>
-      <w:hyperlink w:history="1" r:id="rIdiahx0pknuhlzew61czmkk">
+      <w:hyperlink w:history="1" r:id="rId8gqfpdudbj6wnivtb_thy">
         <w:r>
           <w:rPr>
             <w:rStyle w:val="Hyperlink"/>
@@ -5494,7 +5565,7 @@
         </w:rPr>
         <w:t xml:space="preserve"> (</w:t>
       </w:r>
-      <w:hyperlink w:history="1" r:id="rIdelg0751rfypimoqtawq91">
+      <w:hyperlink w:history="1" r:id="rIdq9vhfdvgp8lczjz2xcn-c">
         <w:r>
           <w:rPr>
             <w:rStyle w:val="Hyperlink"/>
@@ -5868,7 +5939,7 @@
         </w:numPr>
         <w:spacing w:after="40" w:before="20"/>
       </w:pPr>
-      <w:hyperlink w:history="1" r:id="rIdeoiemh22kbbbglv_7ct-s">
+      <w:hyperlink w:history="1" r:id="rId_b0twd2vdxzende324cv2">
         <w:r>
           <w:rPr>
             <w:rStyle w:val="Hyperlink"/>
@@ -5887,7 +5958,7 @@
         </w:numPr>
         <w:spacing w:after="40" w:before="20"/>
       </w:pPr>
-      <w:hyperlink w:history="1" r:id="rId8vcrnurnh6zajvrfddjvs">
+      <w:hyperlink w:history="1" r:id="rIdpwla8_ug4-0_hodiupwe7">
         <w:r>
           <w:rPr>
             <w:rStyle w:val="Hyperlink"/>
@@ -7887,6 +7958,1198 @@
           <w:shd w:fill="F2F7F5" w:color="auto" w:val="clear"/>
         </w:rPr>
         <w:t xml:space="preserve">docker logs sac-data-loader</w:t>
+      </w:r>
+      <w:r>
+        <w:rPr>
+          <w:rFonts w:ascii="Calibri" w:cs="Calibri" w:eastAsia="Calibri" w:hAnsi="Calibri"/>
+          <w:color w:val="1C2B23"/>
+        </w:rPr>
+        <w:t xml:space="preserve">.</w:t>
+      </w:r>
+    </w:p>
+    <w:p>
+      <w:pPr>
+        <w:pStyle w:val="Heading1"/>
+      </w:pPr>
+      <w:r>
+        <w:t xml:space="preserve">Opción E: en el computador de cada usuario (sin servidor)</w:t>
+      </w:r>
+    </w:p>
+    <w:p>
+      <w:pPr>
+        <w:spacing w:after="120" w:before="60"/>
+      </w:pPr>
+      <w:r>
+        <w:rPr>
+          <w:rFonts w:ascii="Calibri" w:cs="Calibri" w:eastAsia="Calibri" w:hAnsi="Calibri"/>
+          <w:color w:val="1C2B23"/>
+        </w:rPr>
+        <w:t xml:space="preserve">Para pocos usuarios, o mientras no haya servidor, cada persona puede instalar la aplicación en su propio computador.</w:t>
+      </w:r>
+    </w:p>
+    <w:p>
+      <w:pPr>
+        <w:spacing w:after="120" w:before="60"/>
+      </w:pPr>
+      <w:r>
+        <w:rPr>
+          <w:rFonts w:ascii="Calibri" w:cs="Calibri" w:eastAsia="Calibri" w:hAnsi="Calibri"/>
+          <w:b/>
+          <w:bCs/>
+          <w:color w:val="1C2B23"/>
+        </w:rPr>
+        <w:t xml:space="preserve">Cómo funciona:</w:t>
+      </w:r>
+    </w:p>
+    <w:p>
+      <w:pPr>
+        <w:pStyle w:val="ListParagraph"/>
+        <w:numPr>
+          <w:ilvl w:val="0"/>
+          <w:numId w:val="2"/>
+        </w:numPr>
+        <w:spacing w:after="40" w:before="20"/>
+      </w:pPr>
+      <w:r>
+        <w:rPr>
+          <w:rFonts w:ascii="Calibri" w:cs="Calibri" w:eastAsia="Calibri" w:hAnsi="Calibri"/>
+          <w:color w:val="1C2B23"/>
+        </w:rPr>
+        <w:t xml:space="preserve">La aplicación corre en segundo plano y se abre en </w:t>
+      </w:r>
+      <w:r>
+        <w:rPr>
+          <w:rFonts w:ascii="Consolas" w:cs="Consolas" w:eastAsia="Consolas" w:hAnsi="Consolas"/>
+          <w:color w:val="004724"/>
+          <w:sz w:val="19"/>
+          <w:szCs w:val="19"/>
+          <w:shd w:fill="F2F7F5" w:color="auto" w:val="clear"/>
+        </w:rPr>
+        <w:t xml:space="preserve">http://localhost:3000</w:t>
+      </w:r>
+      <w:r>
+        <w:rPr>
+          <w:rFonts w:ascii="Calibri" w:cs="Calibri" w:eastAsia="Calibri" w:hAnsi="Calibri"/>
+          <w:color w:val="1C2B23"/>
+        </w:rPr>
+        <w:t xml:space="preserve">.</w:t>
+      </w:r>
+    </w:p>
+    <w:p>
+      <w:pPr>
+        <w:pStyle w:val="ListParagraph"/>
+        <w:numPr>
+          <w:ilvl w:val="0"/>
+          <w:numId w:val="2"/>
+        </w:numPr>
+        <w:spacing w:after="40" w:before="20"/>
+      </w:pPr>
+      <w:r>
+        <w:rPr>
+          <w:rFonts w:ascii="Calibri" w:cs="Calibri" w:eastAsia="Calibri" w:hAnsi="Calibri"/>
+          <w:b/>
+          <w:bCs/>
+          <w:color w:val="1C2B23"/>
+        </w:rPr>
+        <w:t xml:space="preserve">No requiere permisos de administrador:</w:t>
+      </w:r>
+      <w:r>
+        <w:rPr>
+          <w:rFonts w:ascii="Calibri" w:cs="Calibri" w:eastAsia="Calibri" w:hAnsi="Calibri"/>
+          <w:color w:val="1C2B23"/>
+        </w:rPr>
+        <w:t xml:space="preserve"> trae su propio Node.js portátil y se instala en </w:t>
+      </w:r>
+      <w:r>
+        <w:rPr>
+          <w:rFonts w:ascii="Consolas" w:cs="Consolas" w:eastAsia="Consolas" w:hAnsi="Consolas"/>
+          <w:color w:val="004724"/>
+          <w:sz w:val="19"/>
+          <w:szCs w:val="19"/>
+          <w:shd w:fill="F2F7F5" w:color="auto" w:val="clear"/>
+        </w:rPr>
+        <w:t xml:space="preserve">%LOCALAPPDATA%\CargadorSAC</w:t>
+      </w:r>
+      <w:r>
+        <w:rPr>
+          <w:rFonts w:ascii="Calibri" w:cs="Calibri" w:eastAsia="Calibri" w:hAnsi="Calibri"/>
+          <w:color w:val="1C2B23"/>
+        </w:rPr>
+        <w:t xml:space="preserve">.</w:t>
+      </w:r>
+    </w:p>
+    <w:p>
+      <w:pPr>
+        <w:pStyle w:val="ListParagraph"/>
+        <w:numPr>
+          <w:ilvl w:val="0"/>
+          <w:numId w:val="2"/>
+        </w:numPr>
+        <w:spacing w:after="40" w:before="20"/>
+      </w:pPr>
+      <w:r>
+        <w:rPr>
+          <w:rFonts w:ascii="Calibri" w:cs="Calibri" w:eastAsia="Calibri" w:hAnsi="Calibri"/>
+          <w:color w:val="1C2B23"/>
+        </w:rPr>
+        <w:t xml:space="preserve">Cada usuario entra con </w:t>
+      </w:r>
+      <w:r>
+        <w:rPr>
+          <w:rFonts w:ascii="Calibri" w:cs="Calibri" w:eastAsia="Calibri" w:hAnsi="Calibri"/>
+          <w:b/>
+          <w:bCs/>
+          <w:color w:val="1C2B23"/>
+        </w:rPr>
+        <w:t xml:space="preserve">su</w:t>
+      </w:r>
+      <w:r>
+        <w:rPr>
+          <w:rFonts w:ascii="Calibri" w:cs="Calibri" w:eastAsia="Calibri" w:hAnsi="Calibri"/>
+          <w:color w:val="1C2B23"/>
+        </w:rPr>
+        <w:t xml:space="preserve"> usuario de SAC.</w:t>
+      </w:r>
+    </w:p>
+    <w:tbl>
+      <w:tblPr>
+        <w:tblW w:type="dxa" w:w="9640"/>
+        <w:tblBorders>
+          <w:top w:val="single" w:color="auto" w:sz="4"/>
+          <w:left w:val="single" w:color="auto" w:sz="4"/>
+          <w:bottom w:val="single" w:color="auto" w:sz="4"/>
+          <w:right w:val="single" w:color="auto" w:sz="4"/>
+          <w:insideH w:val="single" w:color="auto" w:sz="4"/>
+          <w:insideV w:val="single" w:color="auto" w:sz="4"/>
+        </w:tblBorders>
+      </w:tblPr>
+      <w:tblGrid>
+        <w:gridCol w:w="4590"/>
+        <w:gridCol w:w="5050"/>
+      </w:tblGrid>
+      <w:tr>
+        <w:trPr>
+          <w:cantSplit/>
+          <w:tblHeader/>
+        </w:trPr>
+        <w:tc>
+          <w:tcPr>
+            <w:tcW w:type="dxa" w:w="4590"/>
+            <w:tcBorders>
+              <w:top w:val="single" w:color="D6E3DC" w:sz="4"/>
+              <w:left w:val="single" w:color="D6E3DC" w:sz="4"/>
+              <w:bottom w:val="single" w:color="D6E3DC" w:sz="4"/>
+              <w:right w:val="single" w:color="D6E3DC" w:sz="4"/>
+            </w:tcBorders>
+            <w:shd w:fill="004724" w:color="auto" w:val="clear"/>
+            <w:tcMar>
+              <w:top w:type="dxa" w:w="60"/>
+              <w:left w:type="dxa" w:w="100"/>
+              <w:bottom w:type="dxa" w:w="60"/>
+              <w:right w:type="dxa" w:w="100"/>
+            </w:tcMar>
+          </w:tcPr>
+          <w:p>
+            <w:pPr>
+              <w:spacing w:after="0" w:before="0"/>
+            </w:pPr>
+            <w:r>
+              <w:rPr>
+                <w:rFonts w:ascii="Calibri" w:cs="Calibri" w:eastAsia="Calibri" w:hAnsi="Calibri"/>
+                <w:b/>
+                <w:bCs/>
+                <w:color w:val="FFFFFF"/>
+                <w:sz w:val="18"/>
+                <w:szCs w:val="18"/>
+              </w:rPr>
+              <w:t xml:space="preserve">Ventajas</w:t>
+            </w:r>
+          </w:p>
+        </w:tc>
+        <w:tc>
+          <w:tcPr>
+            <w:tcW w:type="dxa" w:w="5050"/>
+            <w:tcBorders>
+              <w:top w:val="single" w:color="D6E3DC" w:sz="4"/>
+              <w:left w:val="single" w:color="D6E3DC" w:sz="4"/>
+              <w:bottom w:val="single" w:color="D6E3DC" w:sz="4"/>
+              <w:right w:val="single" w:color="D6E3DC" w:sz="4"/>
+            </w:tcBorders>
+            <w:shd w:fill="004724" w:color="auto" w:val="clear"/>
+            <w:tcMar>
+              <w:top w:type="dxa" w:w="60"/>
+              <w:left w:type="dxa" w:w="100"/>
+              <w:bottom w:type="dxa" w:w="60"/>
+              <w:right w:type="dxa" w:w="100"/>
+            </w:tcMar>
+          </w:tcPr>
+          <w:p>
+            <w:pPr>
+              <w:spacing w:after="0" w:before="0"/>
+            </w:pPr>
+            <w:r>
+              <w:rPr>
+                <w:rFonts w:ascii="Calibri" w:cs="Calibri" w:eastAsia="Calibri" w:hAnsi="Calibri"/>
+                <w:b/>
+                <w:bCs/>
+                <w:color w:val="FFFFFF"/>
+                <w:sz w:val="18"/>
+                <w:szCs w:val="18"/>
+              </w:rPr>
+              <w:t xml:space="preserve">Limitaciones</w:t>
+            </w:r>
+          </w:p>
+        </w:tc>
+      </w:tr>
+      <w:tr>
+        <w:trPr>
+          <w:cantSplit/>
+        </w:trPr>
+        <w:tc>
+          <w:tcPr>
+            <w:tcW w:type="dxa" w:w="4590"/>
+            <w:tcBorders>
+              <w:top w:val="single" w:color="D6E3DC" w:sz="4"/>
+              <w:left w:val="single" w:color="D6E3DC" w:sz="4"/>
+              <w:bottom w:val="single" w:color="D6E3DC" w:sz="4"/>
+              <w:right w:val="single" w:color="D6E3DC" w:sz="4"/>
+            </w:tcBorders>
+            <w:shd w:fill="FFFFFF" w:color="auto" w:val="clear"/>
+            <w:tcMar>
+              <w:top w:type="dxa" w:w="60"/>
+              <w:left w:type="dxa" w:w="100"/>
+              <w:bottom w:type="dxa" w:w="60"/>
+              <w:right w:type="dxa" w:w="100"/>
+            </w:tcMar>
+          </w:tcPr>
+          <w:p>
+            <w:pPr>
+              <w:spacing w:after="0" w:before="0"/>
+            </w:pPr>
+            <w:r>
+              <w:rPr>
+                <w:rFonts w:ascii="Calibri" w:cs="Calibri" w:eastAsia="Calibri" w:hAnsi="Calibri"/>
+                <w:color w:val="1C2B23"/>
+                <w:sz w:val="18"/>
+                <w:szCs w:val="18"/>
+              </w:rPr>
+              <w:t xml:space="preserve">No requiere servidor, DNS ni certificado</w:t>
+            </w:r>
+          </w:p>
+        </w:tc>
+        <w:tc>
+          <w:tcPr>
+            <w:tcW w:type="dxa" w:w="5050"/>
+            <w:tcBorders>
+              <w:top w:val="single" w:color="D6E3DC" w:sz="4"/>
+              <w:left w:val="single" w:color="D6E3DC" w:sz="4"/>
+              <w:bottom w:val="single" w:color="D6E3DC" w:sz="4"/>
+              <w:right w:val="single" w:color="D6E3DC" w:sz="4"/>
+            </w:tcBorders>
+            <w:shd w:fill="FFFFFF" w:color="auto" w:val="clear"/>
+            <w:tcMar>
+              <w:top w:type="dxa" w:w="60"/>
+              <w:left w:type="dxa" w:w="100"/>
+              <w:bottom w:type="dxa" w:w="60"/>
+              <w:right w:type="dxa" w:w="100"/>
+            </w:tcMar>
+          </w:tcPr>
+          <w:p>
+            <w:pPr>
+              <w:spacing w:after="0" w:before="0"/>
+            </w:pPr>
+            <w:r>
+              <w:rPr>
+                <w:rFonts w:ascii="Calibri" w:cs="Calibri" w:eastAsia="Calibri" w:hAnsi="Calibri"/>
+                <w:color w:val="1C2B23"/>
+                <w:sz w:val="18"/>
+                <w:szCs w:val="18"/>
+              </w:rPr>
+              <w:t xml:space="preserve">El Secret del cliente OAuth queda en el computador de cada usuario</w:t>
+            </w:r>
+          </w:p>
+        </w:tc>
+      </w:tr>
+      <w:tr>
+        <w:trPr>
+          <w:cantSplit/>
+        </w:trPr>
+        <w:tc>
+          <w:tcPr>
+            <w:tcW w:type="dxa" w:w="4590"/>
+            <w:tcBorders>
+              <w:top w:val="single" w:color="D6E3DC" w:sz="4"/>
+              <w:left w:val="single" w:color="D6E3DC" w:sz="4"/>
+              <w:bottom w:val="single" w:color="D6E3DC" w:sz="4"/>
+              <w:right w:val="single" w:color="D6E3DC" w:sz="4"/>
+            </w:tcBorders>
+            <w:shd w:fill="F2F7F5" w:color="auto" w:val="clear"/>
+            <w:tcMar>
+              <w:top w:type="dxa" w:w="60"/>
+              <w:left w:type="dxa" w:w="100"/>
+              <w:bottom w:type="dxa" w:w="60"/>
+              <w:right w:type="dxa" w:w="100"/>
+            </w:tcMar>
+          </w:tcPr>
+          <w:p>
+            <w:pPr>
+              <w:spacing w:after="0" w:before="0"/>
+            </w:pPr>
+            <w:r>
+              <w:rPr>
+                <w:rFonts w:ascii="Calibri" w:cs="Calibri" w:eastAsia="Calibri" w:hAnsi="Calibri"/>
+                <w:color w:val="1C2B23"/>
+                <w:sz w:val="18"/>
+                <w:szCs w:val="18"/>
+              </w:rPr>
+              <w:t xml:space="preserve">Instalación con doble clic y acceso directo en el escritorio</w:t>
+            </w:r>
+          </w:p>
+        </w:tc>
+        <w:tc>
+          <w:tcPr>
+            <w:tcW w:type="dxa" w:w="5050"/>
+            <w:tcBorders>
+              <w:top w:val="single" w:color="D6E3DC" w:sz="4"/>
+              <w:left w:val="single" w:color="D6E3DC" w:sz="4"/>
+              <w:bottom w:val="single" w:color="D6E3DC" w:sz="4"/>
+              <w:right w:val="single" w:color="D6E3DC" w:sz="4"/>
+            </w:tcBorders>
+            <w:shd w:fill="F2F7F5" w:color="auto" w:val="clear"/>
+            <w:tcMar>
+              <w:top w:type="dxa" w:w="60"/>
+              <w:left w:type="dxa" w:w="100"/>
+              <w:bottom w:type="dxa" w:w="60"/>
+              <w:right w:type="dxa" w:w="100"/>
+            </w:tcMar>
+          </w:tcPr>
+          <w:p>
+            <w:pPr>
+              <w:spacing w:after="0" w:before="0"/>
+            </w:pPr>
+            <w:r>
+              <w:rPr>
+                <w:rFonts w:ascii="Calibri" w:cs="Calibri" w:eastAsia="Calibri" w:hAnsi="Calibri"/>
+                <w:color w:val="1C2B23"/>
+                <w:sz w:val="18"/>
+                <w:szCs w:val="18"/>
+              </w:rPr>
+              <w:t xml:space="preserve">Cada usuario debe reinstalar cuando haya una versión nueva</w:t>
+            </w:r>
+          </w:p>
+        </w:tc>
+      </w:tr>
+      <w:tr>
+        <w:trPr>
+          <w:cantSplit/>
+        </w:trPr>
+        <w:tc>
+          <w:tcPr>
+            <w:tcW w:type="dxa" w:w="4590"/>
+            <w:tcBorders>
+              <w:top w:val="single" w:color="D6E3DC" w:sz="4"/>
+              <w:left w:val="single" w:color="D6E3DC" w:sz="4"/>
+              <w:bottom w:val="single" w:color="D6E3DC" w:sz="4"/>
+              <w:right w:val="single" w:color="D6E3DC" w:sz="4"/>
+            </w:tcBorders>
+            <w:shd w:fill="FFFFFF" w:color="auto" w:val="clear"/>
+            <w:tcMar>
+              <w:top w:type="dxa" w:w="60"/>
+              <w:left w:type="dxa" w:w="100"/>
+              <w:bottom w:type="dxa" w:w="60"/>
+              <w:right w:type="dxa" w:w="100"/>
+            </w:tcMar>
+          </w:tcPr>
+          <w:p>
+            <w:pPr>
+              <w:spacing w:after="0" w:before="0"/>
+            </w:pPr>
+            <w:r>
+              <w:rPr>
+                <w:rFonts w:ascii="Calibri" w:cs="Calibri" w:eastAsia="Calibri" w:hAnsi="Calibri"/>
+                <w:color w:val="1C2B23"/>
+                <w:sz w:val="18"/>
+                <w:szCs w:val="18"/>
+              </w:rPr>
+              <w:t xml:space="preserve">Cada usuario usa sus propios permisos de SAC</w:t>
+            </w:r>
+          </w:p>
+        </w:tc>
+        <w:tc>
+          <w:tcPr>
+            <w:tcW w:type="dxa" w:w="5050"/>
+            <w:tcBorders>
+              <w:top w:val="single" w:color="D6E3DC" w:sz="4"/>
+              <w:left w:val="single" w:color="D6E3DC" w:sz="4"/>
+              <w:bottom w:val="single" w:color="D6E3DC" w:sz="4"/>
+              <w:right w:val="single" w:color="D6E3DC" w:sz="4"/>
+            </w:tcBorders>
+            <w:shd w:fill="FFFFFF" w:color="auto" w:val="clear"/>
+            <w:tcMar>
+              <w:top w:type="dxa" w:w="60"/>
+              <w:left w:type="dxa" w:w="100"/>
+              <w:bottom w:type="dxa" w:w="60"/>
+              <w:right w:type="dxa" w:w="100"/>
+            </w:tcMar>
+          </w:tcPr>
+          <w:p>
+            <w:pPr>
+              <w:spacing w:after="0" w:before="0"/>
+            </w:pPr>
+            <w:r>
+              <w:rPr>
+                <w:rFonts w:ascii="Calibri" w:cs="Calibri" w:eastAsia="Calibri" w:hAnsi="Calibri"/>
+                <w:color w:val="1C2B23"/>
+                <w:sz w:val="18"/>
+                <w:szCs w:val="18"/>
+              </w:rPr>
+              <w:t xml:space="preserve">La auditoría queda en cada computador (</w:t>
+            </w:r>
+            <w:r>
+              <w:rPr>
+                <w:rFonts w:ascii="Consolas" w:cs="Consolas" w:eastAsia="Consolas" w:hAnsi="Consolas"/>
+                <w:color w:val="004724"/>
+                <w:sz w:val="16"/>
+                <w:szCs w:val="16"/>
+                <w:shd w:fill="F2F7F5" w:color="auto" w:val="clear"/>
+              </w:rPr>
+              <w:t xml:space="preserve">app\logs\audit.log</w:t>
+            </w:r>
+            <w:r>
+              <w:rPr>
+                <w:rFonts w:ascii="Calibri" w:cs="Calibri" w:eastAsia="Calibri" w:hAnsi="Calibri"/>
+                <w:color w:val="1C2B23"/>
+                <w:sz w:val="18"/>
+                <w:szCs w:val="18"/>
+              </w:rPr>
+              <w:t xml:space="preserve">)</w:t>
+            </w:r>
+          </w:p>
+        </w:tc>
+      </w:tr>
+    </w:tbl>
+    <w:p>
+      <w:pPr>
+        <w:spacing w:after="120" w:before="0"/>
+      </w:pPr>
+    </w:p>
+    <w:p>
+      <w:pPr>
+        <w:pStyle w:val="Heading2"/>
+      </w:pPr>
+      <w:r>
+        <w:t xml:space="preserve">E1. Preparar el paquete (lo hace el administrador, una vez)</w:t>
+      </w:r>
+    </w:p>
+    <w:p>
+      <w:pPr>
+        <w:pStyle w:val="ListParagraph"/>
+        <w:numPr>
+          <w:ilvl w:val="0"/>
+          <w:numId w:val="11"/>
+        </w:numPr>
+        <w:spacing w:after="50" w:before="30"/>
+      </w:pPr>
+      <w:r>
+        <w:rPr>
+          <w:rFonts w:ascii="Calibri" w:cs="Calibri" w:eastAsia="Calibri" w:hAnsi="Calibri"/>
+          <w:color w:val="1C2B23"/>
+        </w:rPr>
+        <w:t xml:space="preserve">En SAC, el cliente OAuth (</w:t>
+      </w:r>
+      <w:r>
+        <w:rPr>
+          <w:rFonts w:ascii="Calibri" w:cs="Calibri" w:eastAsia="Calibri" w:hAnsi="Calibri"/>
+          <w:i/>
+          <w:iCs/>
+          <w:color w:val="1C2B23"/>
+        </w:rPr>
+        <w:t xml:space="preserve">Interactive Usage</w:t>
+      </w:r>
+      <w:r>
+        <w:rPr>
+          <w:rFonts w:ascii="Calibri" w:cs="Calibri" w:eastAsia="Calibri" w:hAnsi="Calibri"/>
+          <w:color w:val="1C2B23"/>
+        </w:rPr>
+        <w:t xml:space="preserve">) debe tener la Redirect URI </w:t>
+      </w:r>
+      <w:r>
+        <w:rPr>
+          <w:rFonts w:ascii="Consolas" w:cs="Consolas" w:eastAsia="Consolas" w:hAnsi="Consolas"/>
+          <w:b/>
+          <w:bCs/>
+          <w:color w:val="004724"/>
+          <w:sz w:val="19"/>
+          <w:szCs w:val="19"/>
+          <w:shd w:fill="F2F7F5" w:color="auto" w:val="clear"/>
+        </w:rPr>
+        <w:t xml:space="preserve">http://localhost:3000/auth/callback</w:t>
+      </w:r>
+      <w:r>
+        <w:rPr>
+          <w:rFonts w:ascii="Calibri" w:cs="Calibri" w:eastAsia="Calibri" w:hAnsi="Calibri"/>
+          <w:color w:val="1C2B23"/>
+        </w:rPr>
+        <w:t xml:space="preserve">. Es la misma que ya usa en su computador.</w:t>
+      </w:r>
+    </w:p>
+    <w:p>
+      <w:pPr>
+        <w:pStyle w:val="ListParagraph"/>
+        <w:numPr>
+          <w:ilvl w:val="0"/>
+          <w:numId w:val="11"/>
+        </w:numPr>
+        <w:spacing w:after="50" w:before="30"/>
+      </w:pPr>
+      <w:r>
+        <w:rPr>
+          <w:rFonts w:ascii="Calibri" w:cs="Calibri" w:eastAsia="Calibri" w:hAnsi="Calibri"/>
+          <w:color w:val="1C2B23"/>
+        </w:rPr>
+        <w:t xml:space="preserve">En su computador, desde la carpeta </w:t>
+      </w:r>
+      <w:r>
+        <w:rPr>
+          <w:rFonts w:ascii="Consolas" w:cs="Consolas" w:eastAsia="Consolas" w:hAnsi="Consolas"/>
+          <w:color w:val="004724"/>
+          <w:sz w:val="19"/>
+          <w:szCs w:val="19"/>
+          <w:shd w:fill="F2F7F5" w:color="auto" w:val="clear"/>
+        </w:rPr>
+        <w:t xml:space="preserve">sac-data-loader</w:t>
+      </w:r>
+      <w:r>
+        <w:rPr>
+          <w:rFonts w:ascii="Calibri" w:cs="Calibri" w:eastAsia="Calibri" w:hAnsi="Calibri"/>
+          <w:color w:val="1C2B23"/>
+        </w:rPr>
+        <w:t xml:space="preserve">, arme el paquete pasándole un </w:t>
+      </w:r>
+      <w:r>
+        <w:rPr>
+          <w:rFonts w:ascii="Consolas" w:cs="Consolas" w:eastAsia="Consolas" w:hAnsi="Consolas"/>
+          <w:color w:val="004724"/>
+          <w:sz w:val="19"/>
+          <w:szCs w:val="19"/>
+          <w:shd w:fill="F2F7F5" w:color="auto" w:val="clear"/>
+        </w:rPr>
+        <w:t xml:space="preserve">.env</w:t>
+      </w:r>
+      <w:r>
+        <w:rPr>
+          <w:rFonts w:ascii="Calibri" w:cs="Calibri" w:eastAsia="Calibri" w:hAnsi="Calibri"/>
+          <w:color w:val="1C2B23"/>
+        </w:rPr>
+        <w:t xml:space="preserve"> que ya funcione:</w:t>
+      </w:r>
+    </w:p>
+    <w:p>
+      <w:pPr>
+        <w:keepNext w:val="false"/>
+        <w:keepLines/>
+        <w:pBdr>
+          <w:left w:val="single" w:color="00B046" w:sz="18" w:space="8"/>
+        </w:pBdr>
+        <w:shd w:fill="F2F7F5" w:color="auto" w:val="clear"/>
+        <w:spacing w:after="140" w:before="80" w:line="250"/>
+        <w:ind w:left="720" w:right="120"/>
+      </w:pPr>
+      <w:r>
+        <w:rPr>
+          <w:rFonts w:ascii="Consolas" w:cs="Consolas" w:eastAsia="Consolas" w:hAnsi="Consolas"/>
+          <w:color w:val="012D17"/>
+          <w:sz w:val="16"/>
+          <w:szCs w:val="16"/>
+        </w:rPr>
+        <w:t xml:space="preserve">powershell -ExecutionPolicy Bypass -File .\deploy\windows-usuario\Crear-Paquete.ps1 -ConfigEmpresa C:\ruta\sac-data-loader\.env</w:t>
+      </w:r>
+    </w:p>
+    <w:p>
+      <w:pPr>
+        <w:spacing w:after="120" w:before="60"/>
+        <w:ind w:left="720"/>
+      </w:pPr>
+      <w:r>
+        <w:rPr>
+          <w:rFonts w:ascii="Calibri" w:cs="Calibri" w:eastAsia="Calibri" w:hAnsi="Calibri"/>
+          <w:color w:val="1C2B23"/>
+        </w:rPr>
+        <w:t xml:space="preserve">Genera </w:t>
+      </w:r>
+      <w:r>
+        <w:rPr>
+          <w:rFonts w:ascii="Consolas" w:cs="Consolas" w:eastAsia="Consolas" w:hAnsi="Consolas"/>
+          <w:color w:val="004724"/>
+          <w:sz w:val="19"/>
+          <w:szCs w:val="19"/>
+          <w:shd w:fill="F2F7F5" w:color="auto" w:val="clear"/>
+        </w:rPr>
+        <w:t xml:space="preserve">CargadorSAC-Instalador.zip</w:t>
+      </w:r>
+      <w:r>
+        <w:rPr>
+          <w:rFonts w:ascii="Calibri" w:cs="Calibri" w:eastAsia="Calibri" w:hAnsi="Calibri"/>
+          <w:color w:val="1C2B23"/>
+        </w:rPr>
+        <w:t xml:space="preserve">. Del </w:t>
+      </w:r>
+      <w:r>
+        <w:rPr>
+          <w:rFonts w:ascii="Consolas" w:cs="Consolas" w:eastAsia="Consolas" w:hAnsi="Consolas"/>
+          <w:color w:val="004724"/>
+          <w:sz w:val="19"/>
+          <w:szCs w:val="19"/>
+          <w:shd w:fill="F2F7F5" w:color="auto" w:val="clear"/>
+        </w:rPr>
+        <w:t xml:space="preserve">.env</w:t>
+      </w:r>
+      <w:r>
+        <w:rPr>
+          <w:rFonts w:ascii="Calibri" w:cs="Calibri" w:eastAsia="Calibri" w:hAnsi="Calibri"/>
+          <w:color w:val="1C2B23"/>
+        </w:rPr>
+        <w:t xml:space="preserve"> solo se copian los datos de SAC al archivo </w:t>
+      </w:r>
+      <w:r>
+        <w:rPr>
+          <w:rFonts w:ascii="Consolas" w:cs="Consolas" w:eastAsia="Consolas" w:hAnsi="Consolas"/>
+          <w:color w:val="004724"/>
+          <w:sz w:val="19"/>
+          <w:szCs w:val="19"/>
+          <w:shd w:fill="F2F7F5" w:color="auto" w:val="clear"/>
+        </w:rPr>
+        <w:t xml:space="preserve">config-empresa.env</w:t>
+      </w:r>
+      <w:r>
+        <w:rPr>
+          <w:rFonts w:ascii="Calibri" w:cs="Calibri" w:eastAsia="Calibri" w:hAnsi="Calibri"/>
+          <w:color w:val="1C2B23"/>
+        </w:rPr>
+        <w:t xml:space="preserve">, para que los usuarios no tengan que escribirlos. Cada usuario recibe su propia clave de sesión.</w:t>
+      </w:r>
+    </w:p>
+    <w:p>
+      <w:pPr>
+        <w:pStyle w:val="ListParagraph"/>
+        <w:numPr>
+          <w:ilvl w:val="1"/>
+          <w:numId w:val="2"/>
+        </w:numPr>
+        <w:spacing w:after="40" w:before="20"/>
+      </w:pPr>
+      <w:r>
+        <w:rPr>
+          <w:rFonts w:ascii="Calibri" w:cs="Calibri" w:eastAsia="Calibri" w:hAnsi="Calibri"/>
+          <w:color w:val="1C2B23"/>
+        </w:rPr>
+        <w:t xml:space="preserve">Sin </w:t>
+      </w:r>
+      <w:r>
+        <w:rPr>
+          <w:rFonts w:ascii="Consolas" w:cs="Consolas" w:eastAsia="Consolas" w:hAnsi="Consolas"/>
+          <w:color w:val="004724"/>
+          <w:sz w:val="19"/>
+          <w:szCs w:val="19"/>
+          <w:shd w:fill="F2F7F5" w:color="auto" w:val="clear"/>
+        </w:rPr>
+        <w:t xml:space="preserve">-ConfigEmpresa</w:t>
+      </w:r>
+      <w:r>
+        <w:rPr>
+          <w:rFonts w:ascii="Calibri" w:cs="Calibri" w:eastAsia="Calibri" w:hAnsi="Calibri"/>
+          <w:color w:val="1C2B23"/>
+        </w:rPr>
+        <w:t xml:space="preserve">, el instalador pedirá los datos de SAC a cada usuario.</w:t>
+      </w:r>
+    </w:p>
+    <w:p>
+      <w:pPr>
+        <w:pStyle w:val="ListParagraph"/>
+        <w:numPr>
+          <w:ilvl w:val="0"/>
+          <w:numId w:val="11"/>
+        </w:numPr>
+        <w:spacing w:after="50" w:before="30"/>
+      </w:pPr>
+      <w:r>
+        <w:rPr>
+          <w:rFonts w:ascii="Calibri" w:cs="Calibri" w:eastAsia="Calibri" w:hAnsi="Calibri"/>
+          <w:color w:val="1C2B23"/>
+        </w:rPr>
+        <w:t xml:space="preserve">Comparta el ZIP </w:t>
+      </w:r>
+      <w:r>
+        <w:rPr>
+          <w:rFonts w:ascii="Calibri" w:cs="Calibri" w:eastAsia="Calibri" w:hAnsi="Calibri"/>
+          <w:b/>
+          <w:bCs/>
+          <w:color w:val="1C2B23"/>
+        </w:rPr>
+        <w:t xml:space="preserve">solo con usuarios autorizados</w:t>
+      </w:r>
+      <w:r>
+        <w:rPr>
+          <w:rFonts w:ascii="Calibri" w:cs="Calibri" w:eastAsia="Calibri" w:hAnsi="Calibri"/>
+          <w:color w:val="1C2B23"/>
+        </w:rPr>
+        <w:t xml:space="preserve">, por ejemplo en una carpeta de Teams o SharePoint con acceso restringido, porque contiene el Secret.</w:t>
+      </w:r>
+    </w:p>
+    <w:p>
+      <w:pPr>
+        <w:pStyle w:val="Heading2"/>
+      </w:pPr>
+      <w:r>
+        <w:t xml:space="preserve">E2. Instalar (cada usuario)</w:t>
+      </w:r>
+    </w:p>
+    <w:p>
+      <w:pPr>
+        <w:pStyle w:val="ListParagraph"/>
+        <w:numPr>
+          <w:ilvl w:val="0"/>
+          <w:numId w:val="12"/>
+        </w:numPr>
+        <w:spacing w:after="50" w:before="30"/>
+      </w:pPr>
+      <w:r>
+        <w:rPr>
+          <w:rFonts w:ascii="Calibri" w:cs="Calibri" w:eastAsia="Calibri" w:hAnsi="Calibri"/>
+          <w:color w:val="1C2B23"/>
+        </w:rPr>
+        <w:t xml:space="preserve">Extraer </w:t>
+      </w:r>
+      <w:r>
+        <w:rPr>
+          <w:rFonts w:ascii="Calibri" w:cs="Calibri" w:eastAsia="Calibri" w:hAnsi="Calibri"/>
+          <w:b/>
+          <w:bCs/>
+          <w:color w:val="1C2B23"/>
+        </w:rPr>
+        <w:t xml:space="preserve">todo</w:t>
+      </w:r>
+      <w:r>
+        <w:rPr>
+          <w:rFonts w:ascii="Calibri" w:cs="Calibri" w:eastAsia="Calibri" w:hAnsi="Calibri"/>
+          <w:color w:val="1C2B23"/>
+        </w:rPr>
+        <w:t xml:space="preserve"> el ZIP (clic derecho → </w:t>
+      </w:r>
+      <w:r>
+        <w:rPr>
+          <w:rFonts w:ascii="Calibri" w:cs="Calibri" w:eastAsia="Calibri" w:hAnsi="Calibri"/>
+          <w:i/>
+          <w:iCs/>
+          <w:color w:val="1C2B23"/>
+        </w:rPr>
+        <w:t xml:space="preserve">Extraer todo…</w:t>
+      </w:r>
+      <w:r>
+        <w:rPr>
+          <w:rFonts w:ascii="Calibri" w:cs="Calibri" w:eastAsia="Calibri" w:hAnsi="Calibri"/>
+          <w:color w:val="1C2B23"/>
+        </w:rPr>
+        <w:t xml:space="preserve">).</w:t>
+      </w:r>
+    </w:p>
+    <w:p>
+      <w:pPr>
+        <w:pStyle w:val="ListParagraph"/>
+        <w:numPr>
+          <w:ilvl w:val="0"/>
+          <w:numId w:val="12"/>
+        </w:numPr>
+        <w:spacing w:after="50" w:before="30"/>
+      </w:pPr>
+      <w:r>
+        <w:rPr>
+          <w:rFonts w:ascii="Calibri" w:cs="Calibri" w:eastAsia="Calibri" w:hAnsi="Calibri"/>
+          <w:color w:val="1C2B23"/>
+        </w:rPr>
+        <w:t xml:space="preserve">Doble clic en </w:t>
+      </w:r>
+      <w:r>
+        <w:rPr>
+          <w:rFonts w:ascii="Consolas" w:cs="Consolas" w:eastAsia="Consolas" w:hAnsi="Consolas"/>
+          <w:b/>
+          <w:bCs/>
+          <w:color w:val="004724"/>
+          <w:sz w:val="19"/>
+          <w:szCs w:val="19"/>
+          <w:shd w:fill="F2F7F5" w:color="auto" w:val="clear"/>
+        </w:rPr>
+        <w:t xml:space="preserve">Instalar.cmd</w:t>
+      </w:r>
+      <w:r>
+        <w:rPr>
+          <w:rFonts w:ascii="Calibri" w:cs="Calibri" w:eastAsia="Calibri" w:hAnsi="Calibri"/>
+          <w:color w:val="1C2B23"/>
+        </w:rPr>
+        <w:t xml:space="preserve">. Tarda entre 2 y 5 minutos; descarga Node.js portátil y las librerías.</w:t>
+      </w:r>
+    </w:p>
+    <w:p>
+      <w:pPr>
+        <w:pStyle w:val="ListParagraph"/>
+        <w:numPr>
+          <w:ilvl w:val="0"/>
+          <w:numId w:val="12"/>
+        </w:numPr>
+        <w:spacing w:after="50" w:before="30"/>
+      </w:pPr>
+      <w:r>
+        <w:rPr>
+          <w:rFonts w:ascii="Calibri" w:cs="Calibri" w:eastAsia="Calibri" w:hAnsi="Calibri"/>
+          <w:color w:val="1C2B23"/>
+        </w:rPr>
+        <w:t xml:space="preserve">Al terminar se abre la aplicación y queda el acceso directo </w:t>
+      </w:r>
+      <w:r>
+        <w:rPr>
+          <w:rFonts w:ascii="Calibri" w:cs="Calibri" w:eastAsia="Calibri" w:hAnsi="Calibri"/>
+          <w:b/>
+          <w:bCs/>
+          <w:color w:val="1C2B23"/>
+        </w:rPr>
+        <w:t xml:space="preserve">"Cargador de datos a SAC"</w:t>
+      </w:r>
+      <w:r>
+        <w:rPr>
+          <w:rFonts w:ascii="Calibri" w:cs="Calibri" w:eastAsia="Calibri" w:hAnsi="Calibri"/>
+          <w:color w:val="1C2B23"/>
+        </w:rPr>
+        <w:t xml:space="preserve"> en el escritorio y en el menú Inicio.</w:t>
+      </w:r>
+    </w:p>
+    <w:p>
+      <w:pPr>
+        <w:spacing w:after="120" w:before="60"/>
+      </w:pPr>
+      <w:r>
+        <w:rPr>
+          <w:rFonts w:ascii="Calibri" w:cs="Calibri" w:eastAsia="Calibri" w:hAnsi="Calibri"/>
+          <w:b/>
+          <w:bCs/>
+          <w:color w:val="1C2B23"/>
+        </w:rPr>
+        <w:t xml:space="preserve">Instrucciones y opciones para los usuarios</w:t>
+      </w:r>
+      <w:r>
+        <w:rPr>
+          <w:rFonts w:ascii="Calibri" w:cs="Calibri" w:eastAsia="Calibri" w:hAnsi="Calibri"/>
+          <w:color w:val="1C2B23"/>
+        </w:rPr>
+        <w:t xml:space="preserve"> (vienen en el </w:t>
+      </w:r>
+      <w:r>
+        <w:rPr>
+          <w:rFonts w:ascii="Consolas" w:cs="Consolas" w:eastAsia="Consolas" w:hAnsi="Consolas"/>
+          <w:color w:val="004724"/>
+          <w:sz w:val="19"/>
+          <w:szCs w:val="19"/>
+          <w:shd w:fill="F2F7F5" w:color="auto" w:val="clear"/>
+        </w:rPr>
+        <w:t xml:space="preserve">LEAME.txt</w:t>
+      </w:r>
+      <w:r>
+        <w:rPr>
+          <w:rFonts w:ascii="Calibri" w:cs="Calibri" w:eastAsia="Calibri" w:hAnsi="Calibri"/>
+          <w:color w:val="1C2B23"/>
+        </w:rPr>
+        <w:t xml:space="preserve"> del paquete):</w:t>
+      </w:r>
+    </w:p>
+    <w:p>
+      <w:pPr>
+        <w:pStyle w:val="ListParagraph"/>
+        <w:numPr>
+          <w:ilvl w:val="0"/>
+          <w:numId w:val="2"/>
+        </w:numPr>
+        <w:spacing w:after="40" w:before="20"/>
+      </w:pPr>
+      <w:r>
+        <w:rPr>
+          <w:rFonts w:ascii="Calibri" w:cs="Calibri" w:eastAsia="Calibri" w:hAnsi="Calibri"/>
+          <w:b/>
+          <w:bCs/>
+          <w:color w:val="1C2B23"/>
+        </w:rPr>
+        <w:t xml:space="preserve">Usar:</w:t>
+      </w:r>
+      <w:r>
+        <w:rPr>
+          <w:rFonts w:ascii="Calibri" w:cs="Calibri" w:eastAsia="Calibri" w:hAnsi="Calibri"/>
+          <w:color w:val="1C2B23"/>
+        </w:rPr>
+        <w:t xml:space="preserve"> doble clic en el acceso directo.</w:t>
+      </w:r>
+    </w:p>
+    <w:p>
+      <w:pPr>
+        <w:pStyle w:val="ListParagraph"/>
+        <w:numPr>
+          <w:ilvl w:val="0"/>
+          <w:numId w:val="2"/>
+        </w:numPr>
+        <w:spacing w:after="40" w:before="20"/>
+      </w:pPr>
+      <w:r>
+        <w:rPr>
+          <w:rFonts w:ascii="Calibri" w:cs="Calibri" w:eastAsia="Calibri" w:hAnsi="Calibri"/>
+          <w:b/>
+          <w:bCs/>
+          <w:color w:val="1C2B23"/>
+        </w:rPr>
+        <w:t xml:space="preserve">Cerrar:</w:t>
+      </w:r>
+      <w:r>
+        <w:rPr>
+          <w:rFonts w:ascii="Calibri" w:cs="Calibri" w:eastAsia="Calibri" w:hAnsi="Calibri"/>
+          <w:color w:val="1C2B23"/>
+        </w:rPr>
+        <w:t xml:space="preserve"> menú Inicio → </w:t>
+      </w:r>
+      <w:r>
+        <w:rPr>
+          <w:rFonts w:ascii="Calibri" w:cs="Calibri" w:eastAsia="Calibri" w:hAnsi="Calibri"/>
+          <w:i/>
+          <w:iCs/>
+          <w:color w:val="1C2B23"/>
+        </w:rPr>
+        <w:t xml:space="preserve">Detener Cargador de datos a SAC</w:t>
+      </w:r>
+      <w:r>
+        <w:rPr>
+          <w:rFonts w:ascii="Calibri" w:cs="Calibri" w:eastAsia="Calibri" w:hAnsi="Calibri"/>
+          <w:color w:val="1C2B23"/>
+        </w:rPr>
+        <w:t xml:space="preserve">.</w:t>
+      </w:r>
+    </w:p>
+    <w:p>
+      <w:pPr>
+        <w:pStyle w:val="ListParagraph"/>
+        <w:numPr>
+          <w:ilvl w:val="0"/>
+          <w:numId w:val="2"/>
+        </w:numPr>
+        <w:spacing w:after="40" w:before="20"/>
+      </w:pPr>
+      <w:r>
+        <w:rPr>
+          <w:rFonts w:ascii="Calibri" w:cs="Calibri" w:eastAsia="Calibri" w:hAnsi="Calibri"/>
+          <w:b/>
+          <w:bCs/>
+          <w:color w:val="1C2B23"/>
+        </w:rPr>
+        <w:t xml:space="preserve">Desinstalar:</w:t>
+      </w:r>
+      <w:r>
+        <w:rPr>
+          <w:rFonts w:ascii="Calibri" w:cs="Calibri" w:eastAsia="Calibri" w:hAnsi="Calibri"/>
+          <w:color w:val="1C2B23"/>
+        </w:rPr>
+        <w:t xml:space="preserve"> menú Inicio → </w:t>
+      </w:r>
+      <w:r>
+        <w:rPr>
+          <w:rFonts w:ascii="Calibri" w:cs="Calibri" w:eastAsia="Calibri" w:hAnsi="Calibri"/>
+          <w:i/>
+          <w:iCs/>
+          <w:color w:val="1C2B23"/>
+        </w:rPr>
+        <w:t xml:space="preserve">Desinstalar Cargador de datos a SAC</w:t>
+      </w:r>
+      <w:r>
+        <w:rPr>
+          <w:rFonts w:ascii="Calibri" w:cs="Calibri" w:eastAsia="Calibri" w:hAnsi="Calibri"/>
+          <w:color w:val="1C2B23"/>
+        </w:rPr>
+        <w:t xml:space="preserve">.</w:t>
+      </w:r>
+    </w:p>
+    <w:p>
+      <w:pPr>
+        <w:pStyle w:val="ListParagraph"/>
+        <w:numPr>
+          <w:ilvl w:val="0"/>
+          <w:numId w:val="2"/>
+        </w:numPr>
+        <w:spacing w:after="40" w:before="20"/>
+      </w:pPr>
+      <w:r>
+        <w:rPr>
+          <w:rFonts w:ascii="Calibri" w:cs="Calibri" w:eastAsia="Calibri" w:hAnsi="Calibri"/>
+          <w:b/>
+          <w:bCs/>
+          <w:color w:val="1C2B23"/>
+        </w:rPr>
+        <w:t xml:space="preserve">Actualizar:</w:t>
+      </w:r>
+      <w:r>
+        <w:rPr>
+          <w:rFonts w:ascii="Calibri" w:cs="Calibri" w:eastAsia="Calibri" w:hAnsi="Calibri"/>
+          <w:color w:val="1C2B23"/>
+        </w:rPr>
+        <w:t xml:space="preserve"> ejecutar el </w:t>
+      </w:r>
+      <w:r>
+        <w:rPr>
+          <w:rFonts w:ascii="Consolas" w:cs="Consolas" w:eastAsia="Consolas" w:hAnsi="Consolas"/>
+          <w:color w:val="004724"/>
+          <w:sz w:val="19"/>
+          <w:szCs w:val="19"/>
+          <w:shd w:fill="F2F7F5" w:color="auto" w:val="clear"/>
+        </w:rPr>
+        <w:t xml:space="preserve">Instalar.cmd</w:t>
+      </w:r>
+      <w:r>
+        <w:rPr>
+          <w:rFonts w:ascii="Calibri" w:cs="Calibri" w:eastAsia="Calibri" w:hAnsi="Calibri"/>
+          <w:color w:val="1C2B23"/>
+        </w:rPr>
+        <w:t xml:space="preserve"> de la versión nueva; se conservan la configuración y los registros.</w:t>
+      </w:r>
+    </w:p>
+    <w:p>
+      <w:pPr>
+        <w:pStyle w:val="ListParagraph"/>
+        <w:numPr>
+          <w:ilvl w:val="0"/>
+          <w:numId w:val="2"/>
+        </w:numPr>
+        <w:spacing w:after="40" w:before="20"/>
+      </w:pPr>
+      <w:r>
+        <w:rPr>
+          <w:rFonts w:ascii="Calibri" w:cs="Calibri" w:eastAsia="Calibri" w:hAnsi="Calibri"/>
+          <w:b/>
+          <w:bCs/>
+          <w:color w:val="1C2B23"/>
+        </w:rPr>
+        <w:t xml:space="preserve">Red con proxy:</w:t>
+      </w:r>
+      <w:r>
+        <w:rPr>
+          <w:rFonts w:ascii="Calibri" w:cs="Calibri" w:eastAsia="Calibri" w:hAnsi="Calibri"/>
+          <w:color w:val="1C2B23"/>
+        </w:rPr>
+        <w:t xml:space="preserve"> </w:t>
+      </w:r>
+      <w:r>
+        <w:rPr>
+          <w:rFonts w:ascii="Consolas" w:cs="Consolas" w:eastAsia="Consolas" w:hAnsi="Consolas"/>
+          <w:color w:val="004724"/>
+          <w:sz w:val="19"/>
+          <w:szCs w:val="19"/>
+          <w:shd w:fill="F2F7F5" w:color="auto" w:val="clear"/>
+        </w:rPr>
+        <w:t xml:space="preserve">Instalar.cmd -Proxy http://&lt;proxy&gt;:&lt;puerto&gt;</w:t>
+      </w:r>
+      <w:r>
+        <w:rPr>
+          <w:rFonts w:ascii="Calibri" w:cs="Calibri" w:eastAsia="Calibri" w:hAnsi="Calibri"/>
+          <w:color w:val="1C2B23"/>
+        </w:rPr>
+        <w:t xml:space="preserve">.</w:t>
+      </w:r>
+    </w:p>
+    <w:p>
+      <w:pPr>
+        <w:pStyle w:val="ListParagraph"/>
+        <w:numPr>
+          <w:ilvl w:val="0"/>
+          <w:numId w:val="2"/>
+        </w:numPr>
+        <w:spacing w:after="40" w:before="20"/>
+      </w:pPr>
+      <w:r>
+        <w:rPr>
+          <w:rFonts w:ascii="Calibri" w:cs="Calibri" w:eastAsia="Calibri" w:hAnsi="Calibri"/>
+          <w:b/>
+          <w:bCs/>
+          <w:color w:val="1C2B23"/>
+        </w:rPr>
+        <w:t xml:space="preserve">Sin acceso a nodejs.org:</w:t>
+      </w:r>
+      <w:r>
+        <w:rPr>
+          <w:rFonts w:ascii="Calibri" w:cs="Calibri" w:eastAsia="Calibri" w:hAnsi="Calibri"/>
+          <w:color w:val="1C2B23"/>
+        </w:rPr>
+        <w:t xml:space="preserve"> </w:t>
+      </w:r>
+      <w:r>
+        <w:rPr>
+          <w:rFonts w:ascii="Consolas" w:cs="Consolas" w:eastAsia="Consolas" w:hAnsi="Consolas"/>
+          <w:color w:val="004724"/>
+          <w:sz w:val="19"/>
+          <w:szCs w:val="19"/>
+          <w:shd w:fill="F2F7F5" w:color="auto" w:val="clear"/>
+        </w:rPr>
+        <w:t xml:space="preserve">Instalar.cmd -NodeZip C:\ruta\node-v22.x.x-win-x64.zip</w:t>
+      </w:r>
+      <w:r>
+        <w:rPr>
+          <w:rFonts w:ascii="Calibri" w:cs="Calibri" w:eastAsia="Calibri" w:hAnsi="Calibri"/>
+          <w:color w:val="1C2B23"/>
+        </w:rPr>
+        <w:t xml:space="preserve">.</w:t>
+      </w:r>
+    </w:p>
+    <w:p>
+      <w:pPr>
+        <w:pStyle w:val="ListParagraph"/>
+        <w:numPr>
+          <w:ilvl w:val="0"/>
+          <w:numId w:val="2"/>
+        </w:numPr>
+        <w:spacing w:after="40" w:before="20"/>
+      </w:pPr>
+      <w:r>
+        <w:rPr>
+          <w:rFonts w:ascii="Calibri" w:cs="Calibri" w:eastAsia="Calibri" w:hAnsi="Calibri"/>
+          <w:b/>
+          <w:bCs/>
+          <w:color w:val="1C2B23"/>
+        </w:rPr>
+        <w:t xml:space="preserve">Registros para soporte:</w:t>
+      </w:r>
+      <w:r>
+        <w:rPr>
+          <w:rFonts w:ascii="Calibri" w:cs="Calibri" w:eastAsia="Calibri" w:hAnsi="Calibri"/>
+          <w:color w:val="1C2B23"/>
+        </w:rPr>
+        <w:t xml:space="preserve"> </w:t>
+      </w:r>
+      <w:r>
+        <w:rPr>
+          <w:rFonts w:ascii="Consolas" w:cs="Consolas" w:eastAsia="Consolas" w:hAnsi="Consolas"/>
+          <w:color w:val="004724"/>
+          <w:sz w:val="19"/>
+          <w:szCs w:val="19"/>
+          <w:shd w:fill="F2F7F5" w:color="auto" w:val="clear"/>
+        </w:rPr>
+        <w:t xml:space="preserve">%LOCALAPPDATA%\CargadorSAC\instalacion.log</w:t>
+      </w:r>
+      <w:r>
+        <w:rPr>
+          <w:rFonts w:ascii="Calibri" w:cs="Calibri" w:eastAsia="Calibri" w:hAnsi="Calibri"/>
+          <w:color w:val="1C2B23"/>
+        </w:rPr>
+        <w:t xml:space="preserve"> y </w:t>
+      </w:r>
+      <w:r>
+        <w:rPr>
+          <w:rFonts w:ascii="Consolas" w:cs="Consolas" w:eastAsia="Consolas" w:hAnsi="Consolas"/>
+          <w:color w:val="004724"/>
+          <w:sz w:val="19"/>
+          <w:szCs w:val="19"/>
+          <w:shd w:fill="F2F7F5" w:color="auto" w:val="clear"/>
+        </w:rPr>
+        <w:t xml:space="preserve">%LOCALAPPDATA%\CargadorSAC\app\logs\app.log</w:t>
       </w:r>
       <w:r>
         <w:rPr>
@@ -9101,7 +10364,7 @@
         <w:pStyle w:val="ListParagraph"/>
         <w:numPr>
           <w:ilvl w:val="0"/>
-          <w:numId w:val="11"/>
+          <w:numId w:val="13"/>
         </w:numPr>
         <w:spacing w:after="50" w:before="30"/>
       </w:pPr>
@@ -9127,7 +10390,7 @@
         <w:pStyle w:val="ListParagraph"/>
         <w:numPr>
           <w:ilvl w:val="0"/>
-          <w:numId w:val="11"/>
+          <w:numId w:val="13"/>
         </w:numPr>
         <w:spacing w:after="50" w:before="30"/>
       </w:pPr>
@@ -9178,7 +10441,7 @@
         <w:pStyle w:val="ListParagraph"/>
         <w:numPr>
           <w:ilvl w:val="0"/>
-          <w:numId w:val="11"/>
+          <w:numId w:val="13"/>
         </w:numPr>
         <w:spacing w:after="50" w:before="30"/>
       </w:pPr>
@@ -9249,7 +10512,7 @@
         <w:pStyle w:val="ListParagraph"/>
         <w:numPr>
           <w:ilvl w:val="0"/>
-          <w:numId w:val="11"/>
+          <w:numId w:val="13"/>
         </w:numPr>
         <w:spacing w:after="50" w:before="30"/>
       </w:pPr>
@@ -9315,7 +10578,7 @@
         <w:pStyle w:val="ListParagraph"/>
         <w:numPr>
           <w:ilvl w:val="0"/>
-          <w:numId w:val="11"/>
+          <w:numId w:val="13"/>
         </w:numPr>
         <w:spacing w:after="50" w:before="30"/>
       </w:pPr>
@@ -9403,7 +10666,7 @@
         <w:pStyle w:val="ListParagraph"/>
         <w:numPr>
           <w:ilvl w:val="0"/>
-          <w:numId w:val="11"/>
+          <w:numId w:val="13"/>
         </w:numPr>
         <w:spacing w:after="50" w:before="30"/>
       </w:pPr>
@@ -9454,7 +10717,7 @@
         <w:pStyle w:val="ListParagraph"/>
         <w:numPr>
           <w:ilvl w:val="0"/>
-          <w:numId w:val="11"/>
+          <w:numId w:val="13"/>
         </w:numPr>
         <w:spacing w:after="50" w:before="30"/>
       </w:pPr>
@@ -11762,6 +13025,18 @@
     </w:lvlOverride>
   </w:num>
   <w:num w:numId="11">
+    <w:abstractNumId w:val="3"/>
+    <w:lvlOverride w:ilvl="0">
+      <w:startOverride w:val="1"/>
+    </w:lvlOverride>
+  </w:num>
+  <w:num w:numId="12">
+    <w:abstractNumId w:val="3"/>
+    <w:lvlOverride w:ilvl="0">
+      <w:startOverride w:val="1"/>
+    </w:lvlOverride>
+  </w:num>
+  <w:num w:numId="13">
     <w:abstractNumId w:val="3"/>
     <w:lvlOverride w:ilvl="0">
       <w:startOverride w:val="1"/>
